--- a/docs/paper_revision/Com-0420_revised.docx
+++ b/docs/paper_revision/Com-0420_revised.docx
@@ -571,49 +571,10 @@
           <w:w w:val="95"/>
         </w:rPr>
       </w:pPr>
-      <w:r>
-        <w:rPr>
-          <w:w w:val="95"/>
-        </w:rPr>
-        <w:t>Autonomous Mobile Robots (AMRs) in smart factories necessitate highly stable, low-entropy wireless communication for real-time control and monitoring. While ubiquitous, Wi-Fi infrastructure is susceptible to performance degradation during the frequent access point (AP) handovers inherent in mobile operations, which introduce severe latency spikes and transient disconnections. Conventional transport protocols, including single-path QUIC (SP-QUIC), are acutely vulnerable to these mobility-induced link failures, leading to costly connection recovery procedures and unacceptable service interruptions for mission-critical applications.</w:t>
-      </w:r>
-      <w:r>
-        <w:rPr>
-          <w:w w:val="95"/>
-        </w:rPr>
-        <w:t xml:space="preserve"> </w:t>
-      </w:r>
-      <w:r>
-        <w:rPr>
-          <w:w w:val="95"/>
-        </w:rPr>
-        <w:t>To overcome this critical limitation, we propose a handover-adaptive multi-path QUIC (MP-QUIC) transmission scheme designed for heterogeneous wireless environments, concurrently leveraging Wi-Fi and 5G mobile networks. The core of our approach is a novel Path Quality Index (PQI) that enables the proactive detection of impending link degradation. This allows the system to trigger a lightweight, sub-second failover to a pre-established backup path, thereby circumventing the need for disruptive connection re-establishment.</w:t>
-      </w:r>
-      <w:r>
-        <w:rPr>
-          <w:w w:val="95"/>
-        </w:rPr>
-        <w:t xml:space="preserve"> </w:t>
-      </w:r>
-      <w:r>
-        <w:rPr>
-          <w:w w:val="95"/>
-        </w:rPr>
-        <w:t xml:space="preserve">Experimental evaluations conducted on a real-world AMR testbed confirm the efficacy of the proposed MP-QUIC scheme in preventing service outages during AP handovers. In stark contrast to the catastrophic failures of traditional SP-QUIC, our method achieves a switching latency of less than 100 </w:t>
-      </w:r>
       <w:proofErr w:type="spellStart"/>
-      <w:r>
-        <w:rPr>
-          <w:w w:val="95"/>
-        </w:rPr>
-        <w:t>ms</w:t>
-      </w:r>
       <w:proofErr w:type="spellEnd"/>
       <w:r>
-        <w:rPr>
-          <w:w w:val="95"/>
-        </w:rPr>
-        <w:t>, maintains consistent application throughput, and significantly mitigates tail latency, even under severe cross-traffic congestion. In conclusion, this work delivers a highly resilient transport-layer solution that ensures seamless and dependable communication, a fundamental prerequisite for the safe and efficient operation of AMRs in dynamic industrial environments.</w:t>
+        <w:t>Autonomous Mobile Robots (AMRs) in smart factories require highly stable, low-latency wireless connectivity for real-time control and monitoring. Ubiquitous Wi-Fi is susceptible to performance degradation during the frequent access-point (AP) handovers inherent to mobile operation, which introduce latency spikes and transient disconnections; single-path transports such as SP-QUIC are particularly exposed to these mobility-induced link failures because recovery requires costly connection re-establishment. To address this, we propose a handover-adaptive multipath-QUIC (MP-QUIC) transmission scheme for heterogeneous Wi-Fi/5G environments that keeps a persistent dual-path state (make-before-break), so that traffic can be moved to a pre-validated backup path without connection re-establishment. The core of the scheme is an RSSI-aware proactive path scheduler: a normalized, EWMA-smoothed Path Quality Index (PQI) computed from per-path RTT, loss, and bandwidth is augmented with a Wi-Fi link-quality (RSSI) signal that anticipates impending Wi-Fi degradation and triggers a preemptive switch to the 5G path before the primary link fails, with hysteresis-based failback to suppress path flapping. We evaluate the scheme on a real AMR testbed against same-stack baselines - a transport-only PQI ablation, a minimum-RTT default MP-QUIC scheduler, and SP-QUIC with RFC 9000 connection migration - so that the effect of the proposed policy is isolated. Experimental results show that the proposed scheme reduces handover-induced outage and switching latency 【NUM: to sub-XXX ms, versus SP-QUIC's multi-second recovery】 while preserving steady-state throughput and bounding tail latency under cross-traffic. These results indicate that an RSSI-aware, proactive MP-QUIC transport provides seamless connectivity for AMRs in dynamic industrial environments.</w:t>
       </w:r>
     </w:p>
     <w:p>
@@ -1256,23 +1217,7 @@
         </w:rPr>
       </w:pPr>
       <w:r>
-        <w:rPr>
-          <w:rFonts w:hint="eastAsia"/>
-        </w:rPr>
-        <w:t>•</w:t>
-      </w:r>
-      <w:r>
-        <w:t xml:space="preserve"> </w:t>
-      </w:r>
-      <w:r>
-        <w:t>The</w:t>
-      </w:r>
-      <w:r>
-        <w:rPr>
-          <w:rFonts w:eastAsia="맑은 고딕"/>
-          <w:lang w:eastAsia="ko-KR"/>
-        </w:rPr>
-        <w:t xml:space="preserve"> design of a novel, handover-adaptive MP-QUIC scheme that leverages a Path Quality Index (PQI) for proactive link degradation detection and seamless traffic offloading;</w:t>
+        <w:t>• A handover-adaptive MP-QUIC transport for AMRs in heterogeneous Wi-Fi/5G networks that maintains a persistent, make-before-break dual-path state, eliminating the connection re-establishment latency of reactive single-path migration;</w:t>
       </w:r>
     </w:p>
     <w:p>
@@ -1287,20 +1232,7 @@
         </w:rPr>
       </w:pPr>
       <w:r>
-        <w:rPr>
-          <w:rFonts w:hint="eastAsia"/>
-        </w:rPr>
-        <w:t>•</w:t>
-      </w:r>
-      <w:r>
-        <w:t xml:space="preserve"> </w:t>
-      </w:r>
-      <w:r>
-        <w:rPr>
-          <w:rFonts w:eastAsia="맑은 고딕"/>
-          <w:lang w:eastAsia="ko-KR"/>
-        </w:rPr>
-        <w:t>The implementation and empirical validation of this scheme on a real-world AMR testbed, demonstrating its practical feasibility in a heterogeneous Wi-Fi/5G environment; and</w:t>
+        <w:t>• An RSSI-aware proactive path-quality scheme in which a normalized multi-metric Path Quality Index (PQI) over per-path RTT, loss, and bandwidth (min-max normalization, EWMA smoothing, and a hysteresis-based switching state machine) is augmented with a Wi-Fi RSSI signal to trigger preemptive handover before transport metrics degrade, together with RSSI-driven failback; and</w:t>
       </w:r>
     </w:p>
     <w:p>
@@ -1315,20 +1247,7 @@
         </w:rPr>
       </w:pPr>
       <w:r>
-        <w:rPr>
-          <w:rFonts w:hint="eastAsia"/>
-        </w:rPr>
-        <w:t>•</w:t>
-      </w:r>
-      <w:r>
-        <w:t xml:space="preserve"> </w:t>
-      </w:r>
-      <w:r>
-        <w:rPr>
-          <w:rFonts w:eastAsia="맑은 고딕"/>
-          <w:lang w:eastAsia="ko-KR"/>
-        </w:rPr>
-        <w:t>A comprehensive performance evaluation showing that our approach virtually eliminates service outages and significantly mitigates tail latency during handovers, outperforming conventional single-path transport.</w:t>
+        <w:t>• An implementation on a draft-20 MP-QUIC (picoquic) stack and an empirical evaluation on a real AMR testbed against same-stack baselines (a transport-only PQI ablation, a minimum-RTT default scheduler, and SP-QUIC with RFC 9000 connection migration) with repeated-run statistics, showing reduced handover outage and switching latency without steady-state throughput loss.</w:t>
       </w:r>
     </w:p>
     <w:p>
@@ -1533,25 +1452,23 @@
     <w:p>
       <w:pPr>
         <w:pStyle w:val="a3"/>
+        <w:spacing w:after="240" w:line="276" w:lineRule="auto"/>
+        <w:ind w:left="112" w:right="38" w:firstLineChars="100" w:firstLine="200"/>
+        <w:jc w:val="both"/>
+      </w:pPr>
+      <w:r>
+        <w:t>At the network layer, 3GPP defines the Non-3GPP Interworking Function (N3IWF) and the ATSSS (Access Traffic Steering, Switching and Splitting) framework to integrate Wi-Fi and 5G access under a unified core, enabling operator-controlled steering across the two accesses. Such mechanisms require 5G-core integration and operate below the transport session; they do not by themselves guarantee end-to-end session continuity for an application whose transport connection breaks during a Wi-Fi handover. The approach in this paper is complementary and operates at the transport layer, requiring no core-network integration and remaining under the direct control of the AMR endpoint.</w:t>
+      </w:r>
+    </w:p>
+    <w:p>
+      <w:pPr>
+        <w:pStyle w:val="a3"/>
         <w:spacing w:before="240" w:after="240" w:line="276" w:lineRule="auto"/>
         <w:ind w:left="112" w:right="38" w:firstLineChars="100" w:firstLine="200"/>
         <w:jc w:val="both"/>
       </w:pPr>
       <w:r>
-        <w:t>The crux of the problem lies at the transport layer, where protocols like TCP are fundamentally blind to the distinction between mobility and genuine network congestion. When an AMR executes a vertical handover (e.g., Wi-Fi to 5G) or traverses a signal dead zone, the underlying network changes are inevitable. From TCP's perspective, however, the resulting packet delays or losses are indistinguishable from congestion.</w:t>
-      </w:r>
-      <w:r>
-        <w:t xml:space="preserve"> </w:t>
-      </w:r>
-      <w:r>
-        <w:t xml:space="preserve">This critical misdiagnosis triggers a catastrophic, yet entirely unnecessary, response: the protocol invokes punitive congestion control mechanisms, drastically cutting its sending rate, or drops the connection altogether. For the AMR's applications, the end-to-end service is shattered. Video </w:t>
-      </w:r>
-      <w:r>
-        <w:lastRenderedPageBreak/>
-        <w:t>feeds suffer jarring stalls, and, more critically, the control loop experiences latency spikes that can destabilize the robot's physical state. This demonstrates that optimizing lower-layer handovers alone is a fundamentally incomplete solution. </w:t>
-      </w:r>
-      <w:r>
-        <w:t>Achieving true operational resilience, therefore, is not a question of optimizing the wireless medium alone; it is a question of architectural design. A proactive transport layer is the cornerstone of this design, serving as the essential abstraction layer that shields mission-critical applications from the inherent volatility of the wireless world.</w:t>
+        <w:t>The crux of the problem lies at the transport layer, where protocols like TCP are fundamentally blind to the distinction between mobility and genuine network congestion. When an AMR executes a vertical handover (e.g., Wi-Fi to 5G) or traverses a signal dead zone, the underlying network changes are inevitable. From TCP's perspective, however, the resulting packet delays or losses are indistinguishable from congestion. This critical misdiagnosis triggers a catastrophic, yet entirely unnecessary, response: the protocol invokes punitive congestion control mechanisms, drastically cutting its sending rate, or drops the connection altogether. For the AMR's applications, the end-to-end service is shattered. Video feeds suffer jarring stalls, and, more critically, the control loop experiences latency spikes that can destabilize the robot's physical state. This demonstrates that optimizing lower-layer handovers alone is a fundamentally incomplete solution. Achieving true operational resilience, therefore, is not a matter of optimizing the wireless medium alone; it is a matter of architectural design. A proactive transport layer is the cornerstone of this design, serving as the essential abstraction layer that shields mission-critical applications from the inherent volatility of the wireless world.</w:t>
       </w:r>
     </w:p>
     <w:p>
@@ -1609,25 +1526,10 @@
         <w:ind w:left="112" w:right="38" w:firstLineChars="100" w:firstLine="200"/>
         <w:jc w:val="both"/>
       </w:pPr>
-      <w:r>
-        <w:t>Standardized by the IETF, QUIC is a next-generation transport protocol, engineered over UDP to deliver secure, low-latency, and reliable communication [</w:t>
-      </w:r>
-      <w:r>
-        <w:rPr>
-          <w:rFonts w:hint="eastAsia"/>
-        </w:rPr>
-        <w:t>20</w:t>
-      </w:r>
-      <w:r>
-        <w:t>]. It represents a fundamental departure from TCP's decades-old architecture. Whereas TCP identifies connections using a rigid 4-tuple (source/destination IP and port) and processes data as a monolithic byte stream, QUIC reimagines this structure entirely. A key innovation is the integration of transport logic with TLS 1.3 cryptography, unifying them into a single, streamlined protocol. This fusion allows for 1-RTT or even 0-RTT connection establishment, drastically accelerating initial setup compared to TCP's multi-step handshake. Furthermore, QUIC introduces native support for multiplexed, independent streams. Each stream is flow-controlled separately, a design choice that decisively eliminates transport-level Head-of-Line (</w:t>
-      </w:r>
       <w:proofErr w:type="spellStart"/>
-      <w:r>
-        <w:t>HoL</w:t>
-      </w:r>
       <w:proofErr w:type="spellEnd"/>
       <w:r>
-        <w:t>) blocking. Consequently, a lost packet in a non-critical stream (e.g., a high-bandwidth video feed) no longer stalls the delivery of mission-critical data, such as real-time control commands, on parallel streams.</w:t>
+        <w:t>Standardized by the IETF over UDP, QUIC is a transport protocol that integrates TLS 1.3 and provides low-latency, secure, and reliable communication [20]. QUIC and TCP embody different design trade-offs rather than a strict ordering of one over the other. QUIC identifies a connection by a Connection ID (CID) rather than the 4-tuple, folds the cryptographic and transport handshakes together to enable 1-RTT (or 0-RTT) establishment, and multiplexes independent, separately flow-controlled streams. Because each stream is delivered independently, a loss on one stream (for example, a high-bandwidth video feed) does not stall delivery on parallel streams: QUIC removes head-of-line (HoL) blocking within a single path. As discussed below, HoL effects can nonetheless reappear across paths in a multipath setting, where packets on a slow path delay the in-order delivery of data carried on a fast path.</w:t>
       </w:r>
     </w:p>
     <w:p>
@@ -1637,67 +1539,10 @@
         <w:ind w:left="112" w:right="38" w:firstLineChars="100" w:firstLine="200"/>
         <w:jc w:val="both"/>
       </w:pPr>
-      <w:r>
-        <w:t>Crucially for mobile environments, QUIC builds upon these features with its most powerful asset: Connection ID (CID)-based session management.</w:t>
-      </w:r>
-      <w:r>
-        <w:t> The CID acts as a stable, transport-layer identifier that is completely decoupled from the ephemeral IP addresses of the underlying network. </w:t>
-      </w:r>
-      <w:r>
-        <w:t>This architectural separation is what grants QUIC its intrinsic support for seamless connection migration.</w:t>
-      </w:r>
-      <w:r>
-        <w:t xml:space="preserve"> </w:t>
-      </w:r>
-      <w:r>
-        <w:t>When a mobile client moves between access networks and its IP address changes, it does not need to tear down and re-establish the entire session, as TCP would. Instead, it simply begins sending packets from the new IP address, presenting the same CID to assert its identity. The ongoing connection is preserved, and the client proves ownership of the new path via a fast, cryptographic path validation exchange</w:t>
-      </w:r>
-      <w:r>
-        <w:t xml:space="preserve"> [</w:t>
-      </w:r>
-      <w:r>
-        <w:rPr>
-          <w:rFonts w:hint="eastAsia"/>
-        </w:rPr>
-        <w:t>21</w:t>
-      </w:r>
-      <w:r>
-        <w:t>]</w:t>
-      </w:r>
-      <w:r>
-        <w:t xml:space="preserve">. While single-path mobility schemes like </w:t>
-      </w:r>
       <w:proofErr w:type="spellStart"/>
-      <w:r>
-        <w:t>mQUIC</w:t>
-      </w:r>
       <w:proofErr w:type="spellEnd"/>
       <w:r>
-        <w:t xml:space="preserve"> [</w:t>
-      </w:r>
-      <w:r>
-        <w:rPr>
-          <w:rFonts w:hint="eastAsia"/>
-        </w:rPr>
-        <w:t>22</w:t>
-      </w:r>
-      <w:r>
-        <w:t xml:space="preserve">] </w:t>
-      </w:r>
-      <w:r>
-        <w:t>leverage this powerful capability, </w:t>
-      </w:r>
-      <w:r>
-        <w:t>they remain fundamentally reactive.</w:t>
-      </w:r>
-      <w:r>
-        <w:t> They can only initiate migration </w:t>
-      </w:r>
-      <w:r>
-        <w:t>after</w:t>
-      </w:r>
-      <w:r>
-        <w:t> a new network path becomes available, leaving them inherently vulnerable to the performance blackouts that occur during the handover process itself.</w:t>
+        <w:t>Crucially for mobility, QUIC's Connection ID decouples a session from the underlying IP addresses, giving QUIC intrinsic support for connection migration (RFC 9000, Section 9). When a client's address changes, it does not tear down the session; it sends from the new address with the same CID and proves reachability through a PATH_CHALLENGE/PATH_RESPONSE path-validation exchange [21]. Single-path mobility schemes such as mQUIC [22] exploit this capability, but they remain reactive: migration can begin only after a new path becomes usable, leaving the session exposed to the blackout that occurs during the handover itself. Multipath QUIC removes this limitation by validating and maintaining the backup path in advance.</w:t>
       </w:r>
     </w:p>
     <w:p>
@@ -1707,78 +1552,10 @@
         <w:ind w:left="112" w:right="38" w:firstLineChars="100" w:firstLine="200"/>
         <w:jc w:val="both"/>
       </w:pPr>
-      <w:r>
-        <w:t>Multipath QUIC (MP-QUIC) transcends the reactive limitations of single-path transport by embracing a "make-before-break" principle. It extends the core QUIC architecture to aggregate multiple network paths (e.g., Wi-Fi and 5G) into a single logical connection, all unified under one Connection ID (CID) [</w:t>
-      </w:r>
-      <w:r>
-        <w:rPr>
-          <w:rFonts w:eastAsia="맑은 고딕" w:hint="eastAsia"/>
-          <w:lang w:eastAsia="ko-KR"/>
-        </w:rPr>
-        <w:t>2</w:t>
-      </w:r>
-      <w:r>
-        <w:rPr>
-          <w:rFonts w:eastAsia="맑은 고딕" w:hint="eastAsia"/>
-          <w:lang w:eastAsia="ko-KR"/>
-        </w:rPr>
-        <w:t>3</w:t>
-      </w:r>
-      <w:r>
-        <w:rPr>
-          <w:rFonts w:eastAsia="맑은 고딕" w:hint="eastAsia"/>
-          <w:lang w:eastAsia="ko-KR"/>
-        </w:rPr>
-        <w:t>,2</w:t>
-      </w:r>
-      <w:r>
-        <w:rPr>
-          <w:rFonts w:eastAsia="맑은 고딕" w:hint="eastAsia"/>
-          <w:lang w:eastAsia="ko-KR"/>
-        </w:rPr>
-        <w:t>4</w:t>
-      </w:r>
-      <w:r>
-        <w:t xml:space="preserve">]. </w:t>
-      </w:r>
-      <w:r>
-        <w:t xml:space="preserve">This path diversity enables a sender to actively and concurrently exploit heterogeneous wireless interfaces, such as simultaneous Wi-Fi and 5G links. Unlike conventional failover mechanisms that merely maintain a passive backup link, MP-QUIC structurally isolates the transport states for each participating interface. Crucially, it maintains independent packet number spaces, continuous Round Trip Time (RTT) estimations, and separate congestion control states (e.g., individual congestion windows) for each </w:t>
-      </w:r>
       <w:proofErr w:type="gramStart"/>
-      <w:r>
-        <w:t>path</w:t>
-      </w:r>
-      <w:r>
-        <w:rPr>
-          <w:rFonts w:eastAsia="맑은 고딕" w:hint="eastAsia"/>
-          <w:lang w:eastAsia="ko-KR"/>
-        </w:rPr>
-        <w:t>[</w:t>
-      </w:r>
       <w:proofErr w:type="gramEnd"/>
       <w:r>
-        <w:rPr>
-          <w:rFonts w:eastAsia="맑은 고딕" w:hint="eastAsia"/>
-          <w:lang w:eastAsia="ko-KR"/>
-        </w:rPr>
-        <w:t>2</w:t>
-      </w:r>
-      <w:r>
-        <w:rPr>
-          <w:rFonts w:eastAsia="맑은 고딕" w:hint="eastAsia"/>
-          <w:lang w:eastAsia="ko-KR"/>
-        </w:rPr>
-        <w:t>5</w:t>
-      </w:r>
-      <w:r>
-        <w:rPr>
-          <w:rFonts w:eastAsia="맑은 고딕" w:hint="eastAsia"/>
-          <w:lang w:eastAsia="ko-KR"/>
-        </w:rPr>
-        <w:t>]</w:t>
-      </w:r>
-      <w:r>
-        <w:t>. This per-path state isolation is vital; it ensures that transient packet losses or severe congestion on a deteriorating Wi-Fi link do not erroneously throttle the transmission rate of the stable 5G link.</w:t>
+        <w:t>Multipath QUIC (MP-QUIC) is an IETF extension - still an Internet-Draft rather than a ratified standard (latest draft-ietf-quic-multipath-21, March 2026), following a standardization effort that has evolved with several revisions since 2017 - that extends QUIC to aggregate multiple network paths (e.g., Wi-Fi and 5G) into a single logical connection under one Connection ID [23,24]. This path diversity lets a sender exploit heterogeneous wireless interfaces concurrently. Unlike a passive backup link, MP-QUIC isolates the transport state of each interface, maintaining independent packet-number spaces, per-path RTT estimation, and separate congestion-control state [25], so that loss or congestion on a deteriorating Wi-Fi link does not throttle a stable 5G link.</w:t>
       </w:r>
     </w:p>
     <w:p>
@@ -1819,115 +1596,10 @@
         <w:ind w:left="112" w:right="38" w:firstLineChars="100" w:firstLine="200"/>
         <w:jc w:val="both"/>
       </w:pPr>
-      <w:r>
-        <w:t>While MP-QUIC offers promise, its standard schedulers fail catastrophically during AMR handovers. An industrial Wi-Fi handover is a messy, prolonged process causing severe RTT spikes and packet loss [</w:t>
-      </w:r>
-      <w:r>
-        <w:rPr>
-          <w:rFonts w:eastAsia="맑은 고딕" w:hint="eastAsia"/>
-          <w:lang w:eastAsia="ko-KR"/>
-        </w:rPr>
-        <w:t>2</w:t>
-      </w:r>
-      <w:r>
-        <w:rPr>
-          <w:rFonts w:eastAsia="맑은 고딕" w:hint="eastAsia"/>
-          <w:lang w:eastAsia="ko-KR"/>
-        </w:rPr>
-        <w:t>7</w:t>
-      </w:r>
-      <w:r>
-        <w:t xml:space="preserve">, </w:t>
-      </w:r>
-      <w:r>
-        <w:rPr>
-          <w:rFonts w:eastAsia="맑은 고딕" w:hint="eastAsia"/>
-          <w:lang w:eastAsia="ko-KR"/>
-        </w:rPr>
-        <w:t>2</w:t>
-      </w:r>
-      <w:r>
-        <w:rPr>
-          <w:rFonts w:eastAsia="맑은 고딕" w:hint="eastAsia"/>
-          <w:lang w:eastAsia="ko-KR"/>
-        </w:rPr>
-        <w:t>8</w:t>
-      </w:r>
-      <w:r>
-        <w:t>]. This creates extreme performance asymmetry between the degrading Wi-Fi link and a stable 5G link. A standard scheduler, unaware of the handover context, continues to send traffic down the failing path. This leads directly to receiver-side Head-of-Line (</w:t>
-      </w:r>
       <w:proofErr w:type="spellStart"/>
-      <w:r>
-        <w:t>HoL</w:t>
-      </w:r>
       <w:proofErr w:type="spellEnd"/>
       <w:r>
-        <w:t>) blocking, where fast 5G packets are stalled waiting for slow Wi-Fi packets, nullifying the benefits of multipath [2</w:t>
-      </w:r>
-      <w:r>
-        <w:rPr>
-          <w:rFonts w:eastAsia="맑은 고딕" w:hint="eastAsia"/>
-          <w:lang w:eastAsia="ko-KR"/>
-        </w:rPr>
-        <w:t>9</w:t>
-      </w:r>
-      <w:r>
-        <w:t>]. To prevent critical control-loop failures, an AMR-centric MP-QUIC implementation must therefore be handover-aware, equipped with a proactive mechanism to detect link degradation early and steer traffic away from the failing path.</w:t>
-      </w:r>
-    </w:p>
-    <w:p>
-      <w:pPr>
-        <w:pStyle w:val="11"/>
-        <w:numPr>
-          <w:ilvl w:val="0"/>
-          <w:numId w:val="1"/>
-        </w:numPr>
-        <w:tabs>
-          <w:tab w:val="left" w:pos="362"/>
-        </w:tabs>
-        <w:jc w:val="left"/>
-        <w:rPr>
-          <w:spacing w:val="-10"/>
-          <w:sz w:val="24"/>
-        </w:rPr>
-      </w:pPr>
-      <w:r>
-        <w:rPr>
-          <w:spacing w:val="-10"/>
-          <w:sz w:val="24"/>
-        </w:rPr>
-        <w:lastRenderedPageBreak/>
-        <w:t>Proposed MP-QUIC</w:t>
-      </w:r>
-      <w:r>
-        <w:rPr>
-          <w:rFonts w:hint="eastAsia"/>
-          <w:spacing w:val="-10"/>
-          <w:sz w:val="24"/>
-        </w:rPr>
-        <w:t xml:space="preserve"> </w:t>
-      </w:r>
-      <w:r>
-        <w:rPr>
-          <w:spacing w:val="-10"/>
-          <w:sz w:val="24"/>
-        </w:rPr>
-        <w:t>Transmission</w:t>
-      </w:r>
-      <w:r>
-        <w:rPr>
-          <w:rFonts w:hint="eastAsia"/>
-          <w:spacing w:val="-10"/>
-          <w:sz w:val="24"/>
-        </w:rPr>
-        <w:t xml:space="preserve"> </w:t>
-      </w:r>
-      <w:r>
-        <w:rPr>
-          <w:spacing w:val="-10"/>
-          <w:sz w:val="24"/>
-        </w:rPr>
-        <w:t>for handover of AMRs</w:t>
+        <w:t>Because the multipath specification does not mandate a packet scheduler - path selection is implementation-specific (draft-ietf-quic-multipath, Section 5.5) - the behaviour during an AMR handover depends entirely on the scheduler in use. A default or reference scheduler that is unaware of the handover context keeps sending on the degrading Wi-Fi path; the resulting per-path delay disparity then causes receiver-side reordering and cross-path HoL blocking, in which data on the fast 5G path waits for late Wi-Fi packets and the benefit of multipath is nullified [29]. An AMR-oriented MP-QUIC scheduler must therefore be handover-aware: it must detect Wi-Fi degradation early and steer traffic away from the failing path before it collapses. Because both links are kept active, this is more precisely a soft handover (make-before-break) at the transport layer than a conventional break-before-make handover of the wireless link.</w:t>
       </w:r>
     </w:p>
     <w:p>
@@ -1950,6 +1622,95 @@
         <w:rPr>
           <w:i/>
         </w:rPr>
+        <w:t>MP-QUIC Path Schedulers</w:t>
+      </w:r>
+    </w:p>
+    <w:p>
+      <w:pPr>
+        <w:pStyle w:val="a3"/>
+        <w:spacing w:after="240" w:line="276" w:lineRule="auto"/>
+        <w:ind w:left="112" w:right="38" w:firstLineChars="100" w:firstLine="200"/>
+        <w:jc w:val="both"/>
+      </w:pPr>
+      <w:r>
+        <w:t>A substantial body of work has studied packet scheduling for multipath transport. Latency- and completion-aware schedulers such as minimum-RTT, ECF (Earliest Completion First), and BLEST were developed for MPTCP and later carried into MP-QUIC; learning-based schedulers such as Peekaboo and various reinforcement-learning approaches adapt the send policy online; and application- or mobility-aware designs - for example the stream-aware MP-QUIC scheduler of Xing et al. [23] and the mobility-aware MAMS scheduler [13] - tailor path selection to traffic semantics or client movement. These schedulers largely optimize aggregate throughput or completion time under general mobility. In contrast, the AMR Wi-Fi/5G setting is dominated by predictable but disruptive degradation events at AP boundaries, where the objective is not aggregate throughput but continuity: pre-emptively vacating a Wi-Fi path that is about to fail. The scheduler proposed here targets that objective directly and, unlike purely transport-metric schedulers, incorporates a link-layer RSSI signal so that it can act before the transport metrics reflect the degradation.</w:t>
+      </w:r>
+    </w:p>
+    <w:p>
+      <w:pPr>
+        <w:pStyle w:val="11"/>
+        <w:numPr>
+          <w:ilvl w:val="0"/>
+          <w:numId w:val="1"/>
+        </w:numPr>
+        <w:tabs>
+          <w:tab w:val="left" w:pos="362"/>
+        </w:tabs>
+        <w:jc w:val="left"/>
+        <w:rPr>
+          <w:spacing w:val="-10"/>
+          <w:sz w:val="24"/>
+        </w:rPr>
+      </w:pPr>
+      <w:r>
+        <w:rPr>
+          <w:spacing w:val="-10"/>
+          <w:sz w:val="24"/>
+        </w:rPr>
+        <w:lastRenderedPageBreak/>
+        <w:t>Proposed MP-QUIC</w:t>
+      </w:r>
+      <w:r>
+        <w:rPr>
+          <w:rFonts w:hint="eastAsia"/>
+          <w:spacing w:val="-10"/>
+          <w:sz w:val="24"/>
+        </w:rPr>
+        <w:t xml:space="preserve"> </w:t>
+      </w:r>
+      <w:r>
+        <w:rPr>
+          <w:spacing w:val="-10"/>
+          <w:sz w:val="24"/>
+        </w:rPr>
+        <w:t>Transmission</w:t>
+      </w:r>
+      <w:r>
+        <w:rPr>
+          <w:rFonts w:hint="eastAsia"/>
+          <w:spacing w:val="-10"/>
+          <w:sz w:val="24"/>
+        </w:rPr>
+        <w:t xml:space="preserve"> </w:t>
+      </w:r>
+      <w:r>
+        <w:rPr>
+          <w:spacing w:val="-10"/>
+          <w:sz w:val="24"/>
+        </w:rPr>
+        <w:t>for handover of AMRs</w:t>
+      </w:r>
+    </w:p>
+    <w:p>
+      <w:pPr>
+        <w:pStyle w:val="a5"/>
+        <w:numPr>
+          <w:ilvl w:val="1"/>
+          <w:numId w:val="1"/>
+        </w:numPr>
+        <w:tabs>
+          <w:tab w:val="left" w:pos="489"/>
+        </w:tabs>
+        <w:spacing w:before="188"/>
+        <w:ind w:left="488" w:hanging="400"/>
+        <w:rPr>
+          <w:i/>
+        </w:rPr>
+      </w:pPr>
+      <w:r>
+        <w:rPr>
+          <w:i/>
+        </w:rPr>
         <w:t>System</w:t>
       </w:r>
       <w:r>
@@ -1982,19 +1743,7 @@
         <w:jc w:val="both"/>
       </w:pPr>
       <w:r>
-        <w:t>To ensure seamless communication for AMRs in dynamic industrial environments, we propose a handover-adaptive Multipath QUIC (MP-QUIC) architecture. Our design concurrently manages heterogeneous wireless paths</w:t>
-      </w:r>
-      <w:r>
-        <w:t xml:space="preserve">, </w:t>
-      </w:r>
-      <w:r>
-        <w:t>typically a primary Wi-Fi link and a secondary 5G link</w:t>
-      </w:r>
-      <w:r>
-        <w:t xml:space="preserve">, </w:t>
-      </w:r>
-      <w:r>
-        <w:t>within a single unified transport connection. A core principle of our approach is the maintenance of a persistent, dual-path state, which contrasts sharply with conventional single-path migration schemes. By keeping the backup path always active and ready, our design entirely bypasses the signaling overhead and connection recovery delays associated with reactive failovers during Wi-Fi Access Point (AP) handovers.</w:t>
+        <w:t>To ensure seamless communication for AMRs in dynamic industrial environments, we propose a handover-adaptive Multipath QUIC (MP-QUIC) architecture with an RSSI-aware proactive scheduler. The design concurrently manages heterogeneous wireless paths - a primary Wi-Fi link and a secondary 5G link - within a single transport connection and, in contrast to single-path migration schemes, keeps a persistent dual-path state so that the backup path is always validated and ready. This bypasses the signaling and connection-recovery delays of reactive failover during Wi-Fi AP handovers.</w:t>
       </w:r>
     </w:p>
     <w:p>
@@ -2160,37 +1909,7 @@
         <w:jc w:val="both"/>
       </w:pPr>
       <w:r>
-        <w:t>The process begins in the </w:t>
-      </w:r>
-      <w:r>
-        <w:t>Sensing</w:t>
-      </w:r>
-      <w:r>
-        <w:t> module, which continuously ingests real-time network metrics</w:t>
-      </w:r>
-      <w:r>
-        <w:t xml:space="preserve"> (</w:t>
-      </w:r>
-      <w:r>
-        <w:t>specifically ∆RTT and ∆Loss</w:t>
-      </w:r>
-      <w:r>
-        <w:t xml:space="preserve">) </w:t>
-      </w:r>
-      <w:r>
-        <w:t>derived directly from MP-QUIC’s acknowledgment stream. To overcome the physical disparities between Wi-Fi and 5G, the </w:t>
-      </w:r>
-      <w:r>
-        <w:t>Estimation</w:t>
-      </w:r>
-      <w:r>
-        <w:t> phase does not treat these raw, volatile metrics independently. Instead, it synthesizes them into a single, stabilized metric we term the </w:t>
-      </w:r>
-      <w:r>
-        <w:t>Path Quality Index (PQI)</w:t>
-      </w:r>
-      <w:r>
-        <w:t>, employing trend analysis and Exponential Moving Average (EMA) filtering to smooth out momentary fluctuations.</w:t>
+        <w:t>The Sensing module continuously ingests per-path transport metrics (RTT, loss, and delivery rate) derived from MP-QUIC's acknowledgement stream, together with a Wi-Fi link-quality (RSSI) signal sampled out-of-band from the wireless driver. Because Wi-Fi and 5G differ in absolute performance ranges, the Estimation phase does not use these raw values directly: it synthesizes them into a single Path Quality Index (PQI) via min-max normalization, EWMA filtering, and an RSSI penalty, smoothing momentary fluctuation while preserving the RSSI trend that precedes a handover.</w:t>
       </w:r>
     </w:p>
     <w:p>
@@ -2201,13 +1920,7 @@
         <w:jc w:val="both"/>
       </w:pPr>
       <w:r>
-        <w:t>This PQI then serves as the definitive input for the Decision module, which acts as the system's brain.</w:t>
-      </w:r>
-      <w:r>
-        <w:t> Guided by the stable PQI value, this module executes critical, high-level routing policies over the underlying MP-QUIC transport. These policies include instantaneous failover upon degradation, hysteresis-based recovery to prevent path flapping, and optimal stream-to-path mapping. </w:t>
-      </w:r>
-      <w:r>
-        <w:t>Ultimately, this tightly integrated architecture ensures that latency-sensitive application data is always routed over the optimal available path, effectively creating an abstraction layer that shields the remote server from the chaos of mobility-induced network events.</w:t>
+        <w:t>The PQI then drives the Decision module, which executes the routing policy over MP-QUIC: proactive RSSI-driven handover on impending degradation, reactive PQI-threshold failover, hysteresis-based failback to prevent path flapping, and frame-aware stream-to-path mapping. This design keeps latency-sensitive application data on the best available path and shields the remote server from the mobility-induced network events, reducing - though not, in general, entirely eliminating - the service disruption of AMR mobility.</w:t>
       </w:r>
     </w:p>
     <w:p>
@@ -2918,6 +2631,17 @@
     <w:p>
       <w:pPr>
         <w:pStyle w:val="a3"/>
+        <w:spacing w:after="240" w:line="276" w:lineRule="auto"/>
+        <w:ind w:left="112" w:right="38" w:firstLineChars="100" w:firstLine="200"/>
+        <w:jc w:val="both"/>
+      </w:pPr>
+      <w:r>
+        <w:t>Per-path metrics are obtained without a separate probing protocol: RTT and its variation come from QUIC's own acknowledgements on each path, loss from the ratio of declared-lost to sent bytes per path, and available bandwidth from the rate of newly acknowledged data. The backup (5G) path is validated in advance and kept alive by the multipath handshake and periodic keep-alives so that its metrics are continuously available; when only one path is active, the scheduler additionally issues a path probe (PATH_CHALLENGE) to (re)validate the second path at a fixed interval. The Wi-Fi RSSI, which is not observable from transport feedback, is sampled from the wireless driver (iw dev &lt;iface&gt; link) every sampling period.</w:t>
+      </w:r>
+    </w:p>
+    <w:p>
+      <w:pPr>
+        <w:pStyle w:val="a3"/>
         <w:spacing w:before="240"/>
         <w:ind w:leftChars="257" w:left="709" w:right="38" w:hangingChars="72" w:hanging="144"/>
         <w:jc w:val="both"/>
@@ -2968,7 +2692,7 @@
         <w:jc w:val="both"/>
       </w:pPr>
       <w:r>
-        <w:t>To translate the raw metrics collected during the Sensing phase into actionable routing decisions, the system formulates a Path Quality Index (PQI). Because heterogeneous interfaces inherently exhibit different absolute performance ranges, evaluating them directly is ineffective. Therefore, the Estimation module adopts a min-max normalization within a sliding window, allowing for a fair mathematical comparison across the disparate paths.</w:t>
+        <w:t>To translate the raw metrics from the Sensing phase into routing decisions, the Estimation module forms a Path Quality Index (PQI). Because heterogeneous interfaces exhibit different absolute performance ranges, each metric is first min-max normalized within the current set of active paths, enabling a scale-free comparison across the disparate paths.</w:t>
       </w:r>
     </w:p>
     <w:p>
@@ -2979,180 +2703,7 @@
         <w:jc w:val="both"/>
       </w:pPr>
       <w:r>
-        <w:t xml:space="preserve">Under normal operating conditions, the system evaluates the available paths using a </w:t>
-      </w:r>
-      <w:r>
-        <w:t>cost-based path selection strategy</w:t>
-      </w:r>
-      <w:r>
-        <w:t xml:space="preserve">. It calculates a composite cost function for each path </w:t>
-      </w:r>
-      <m:oMath>
-        <m:r>
-          <w:rPr>
-            <w:rFonts w:ascii="Cambria Math" w:hAnsi="Cambria Math"/>
-          </w:rPr>
-          <m:t>p</m:t>
-        </m:r>
-      </m:oMath>
-      <w:r>
-        <w:t xml:space="preserve"> by aggregating the normalized latency (</w:t>
-      </w:r>
-      <m:oMath>
-        <m:acc>
-          <m:accPr>
-            <m:ctrlPr>
-              <w:rPr>
-                <w:rFonts w:ascii="Cambria Math" w:hAnsi="Cambria Math"/>
-              </w:rPr>
-            </m:ctrlPr>
-          </m:accPr>
-          <m:e>
-            <m:r>
-              <w:rPr>
-                <w:rFonts w:ascii="Cambria Math" w:hAnsi="Cambria Math"/>
-              </w:rPr>
-              <m:t>rt</m:t>
-            </m:r>
-            <m:sSub>
-              <m:sSubPr>
-                <m:ctrlPr>
-                  <w:rPr>
-                    <w:rFonts w:ascii="Cambria Math" w:hAnsi="Cambria Math"/>
-                  </w:rPr>
-                </m:ctrlPr>
-              </m:sSubPr>
-              <m:e>
-                <m:r>
-                  <w:rPr>
-                    <w:rFonts w:ascii="Cambria Math" w:hAnsi="Cambria Math"/>
-                  </w:rPr>
-                  <m:t>t</m:t>
-                </m:r>
-              </m:e>
-              <m:sub>
-                <m:r>
-                  <w:rPr>
-                    <w:rFonts w:ascii="Cambria Math" w:hAnsi="Cambria Math"/>
-                  </w:rPr>
-                  <m:t>p</m:t>
-                </m:r>
-              </m:sub>
-            </m:sSub>
-          </m:e>
-        </m:acc>
-      </m:oMath>
-      <w:r>
-        <w:t>), packet loss (</w:t>
-      </w:r>
-      <m:oMath>
-        <m:acc>
-          <m:accPr>
-            <m:ctrlPr>
-              <w:rPr>
-                <w:rFonts w:ascii="Cambria Math" w:hAnsi="Cambria Math"/>
-              </w:rPr>
-            </m:ctrlPr>
-          </m:accPr>
-          <m:e>
-            <m:r>
-              <w:rPr>
-                <w:rFonts w:ascii="Cambria Math" w:hAnsi="Cambria Math"/>
-              </w:rPr>
-              <m:t>los</m:t>
-            </m:r>
-            <m:sSub>
-              <m:sSubPr>
-                <m:ctrlPr>
-                  <w:rPr>
-                    <w:rFonts w:ascii="Cambria Math" w:hAnsi="Cambria Math"/>
-                  </w:rPr>
-                </m:ctrlPr>
-              </m:sSubPr>
-              <m:e>
-                <m:r>
-                  <w:rPr>
-                    <w:rFonts w:ascii="Cambria Math" w:hAnsi="Cambria Math"/>
-                  </w:rPr>
-                  <m:t>s</m:t>
-                </m:r>
-              </m:e>
-              <m:sub>
-                <m:r>
-                  <w:rPr>
-                    <w:rFonts w:ascii="Cambria Math" w:hAnsi="Cambria Math"/>
-                  </w:rPr>
-                  <m:t>p</m:t>
-                </m:r>
-              </m:sub>
-            </m:sSub>
-          </m:e>
-        </m:acc>
-      </m:oMath>
-      <w:r>
-        <w:t>), and inverse bandwidth (</w:t>
-      </w:r>
-      <m:oMath>
-        <m:r>
-          <m:rPr>
-            <m:sty m:val="p"/>
-          </m:rPr>
-          <w:rPr>
-            <w:rFonts w:ascii="Cambria Math" w:hAnsi="Cambria Math"/>
-          </w:rPr>
-          <m:t>1-</m:t>
-        </m:r>
-        <m:acc>
-          <m:accPr>
-            <m:ctrlPr>
-              <w:rPr>
-                <w:rFonts w:ascii="Cambria Math" w:hAnsi="Cambria Math"/>
-              </w:rPr>
-            </m:ctrlPr>
-          </m:accPr>
-          <m:e>
-            <m:r>
-              <w:rPr>
-                <w:rFonts w:ascii="Cambria Math" w:hAnsi="Cambria Math"/>
-              </w:rPr>
-              <m:t>b</m:t>
-            </m:r>
-            <m:sSub>
-              <m:sSubPr>
-                <m:ctrlPr>
-                  <w:rPr>
-                    <w:rFonts w:ascii="Cambria Math" w:hAnsi="Cambria Math"/>
-                  </w:rPr>
-                </m:ctrlPr>
-              </m:sSubPr>
-              <m:e>
-                <m:r>
-                  <w:rPr>
-                    <w:rFonts w:ascii="Cambria Math" w:hAnsi="Cambria Math"/>
-                  </w:rPr>
-                  <m:t>w</m:t>
-                </m:r>
-              </m:e>
-              <m:sub>
-                <m:r>
-                  <w:rPr>
-                    <w:rFonts w:ascii="Cambria Math" w:hAnsi="Cambria Math"/>
-                  </w:rPr>
-                  <m:t>p</m:t>
-                </m:r>
-              </m:sub>
-            </m:sSub>
-          </m:e>
-        </m:acc>
-      </m:oMath>
-      <w:r>
-        <w:t>)</w:t>
-      </w:r>
-      <w:r>
-        <w:t xml:space="preserve"> as follows</w:t>
-      </w:r>
-      <w:r>
-        <w:t>:</w:t>
+        <w:t>For each schedulable path i, the module uses smoothed RTT r_i, loss rate l_i, and estimated goodput b_i. Each metric is min-max normalized across the active path set P (guarding against a zero range) so that every term lies in [0,1] with 0 denoting the best value:</w:t>
       </w:r>
     </w:p>
     <w:p>
@@ -3162,218 +2713,9 @@
         <w:ind w:left="112" w:right="38" w:firstLineChars="100" w:firstLine="200"/>
         <w:jc w:val="center"/>
       </w:pPr>
-      <m:oMathPara>
-        <m:oMath>
-          <m:r>
-            <w:rPr>
-              <w:rFonts w:ascii="Cambria Math" w:hAnsi="Cambria Math"/>
-            </w:rPr>
-            <m:t>Cos</m:t>
-          </m:r>
-          <m:sSub>
-            <m:sSubPr>
-              <m:ctrlPr>
-                <w:rPr>
-                  <w:rFonts w:ascii="Cambria Math" w:hAnsi="Cambria Math"/>
-                </w:rPr>
-              </m:ctrlPr>
-            </m:sSubPr>
-            <m:e>
-              <m:r>
-                <w:rPr>
-                  <w:rFonts w:ascii="Cambria Math" w:hAnsi="Cambria Math"/>
-                </w:rPr>
-                <m:t>t</m:t>
-              </m:r>
-            </m:e>
-            <m:sub>
-              <m:r>
-                <w:rPr>
-                  <w:rFonts w:ascii="Cambria Math" w:hAnsi="Cambria Math"/>
-                </w:rPr>
-                <m:t>p</m:t>
-              </m:r>
-            </m:sub>
-          </m:sSub>
-          <m:r>
-            <m:rPr>
-              <m:sty m:val="p"/>
-            </m:rPr>
-            <w:rPr>
-              <w:rFonts w:ascii="Cambria Math" w:hAnsi="Cambria Math"/>
-            </w:rPr>
-            <m:t>=</m:t>
-          </m:r>
-          <m:r>
-            <w:rPr>
-              <w:rFonts w:ascii="Cambria Math" w:hAnsi="Cambria Math"/>
-            </w:rPr>
-            <m:t>α</m:t>
-          </m:r>
-          <m:r>
-            <m:rPr>
-              <m:sty m:val="p"/>
-            </m:rPr>
-            <w:rPr>
-              <w:rFonts w:ascii="Cambria Math" w:hAnsi="Cambria Math"/>
-            </w:rPr>
-            <m:t>⋅</m:t>
-          </m:r>
-          <m:acc>
-            <m:accPr>
-              <m:ctrlPr>
-                <w:rPr>
-                  <w:rFonts w:ascii="Cambria Math" w:hAnsi="Cambria Math"/>
-                </w:rPr>
-              </m:ctrlPr>
-            </m:accPr>
-            <m:e>
-              <m:r>
-                <w:rPr>
-                  <w:rFonts w:ascii="Cambria Math" w:hAnsi="Cambria Math"/>
-                </w:rPr>
-                <m:t>rt</m:t>
-              </m:r>
-              <m:sSub>
-                <m:sSubPr>
-                  <m:ctrlPr>
-                    <w:rPr>
-                      <w:rFonts w:ascii="Cambria Math" w:hAnsi="Cambria Math"/>
-                    </w:rPr>
-                  </m:ctrlPr>
-                </m:sSubPr>
-                <m:e>
-                  <m:r>
-                    <w:rPr>
-                      <w:rFonts w:ascii="Cambria Math" w:hAnsi="Cambria Math"/>
-                    </w:rPr>
-                    <m:t>t</m:t>
-                  </m:r>
-                </m:e>
-                <m:sub>
-                  <m:r>
-                    <w:rPr>
-                      <w:rFonts w:ascii="Cambria Math" w:hAnsi="Cambria Math"/>
-                    </w:rPr>
-                    <m:t>p</m:t>
-                  </m:r>
-                </m:sub>
-              </m:sSub>
-            </m:e>
-          </m:acc>
-          <m:r>
-            <m:rPr>
-              <m:sty m:val="p"/>
-            </m:rPr>
-            <w:rPr>
-              <w:rFonts w:ascii="Cambria Math" w:hAnsi="Cambria Math"/>
-            </w:rPr>
-            <m:t>+β⋅</m:t>
-          </m:r>
-          <m:acc>
-            <m:accPr>
-              <m:ctrlPr>
-                <w:rPr>
-                  <w:rFonts w:ascii="Cambria Math" w:hAnsi="Cambria Math"/>
-                </w:rPr>
-              </m:ctrlPr>
-            </m:accPr>
-            <m:e>
-              <m:r>
-                <w:rPr>
-                  <w:rFonts w:ascii="Cambria Math" w:hAnsi="Cambria Math"/>
-                </w:rPr>
-                <m:t>los</m:t>
-              </m:r>
-              <m:sSub>
-                <m:sSubPr>
-                  <m:ctrlPr>
-                    <w:rPr>
-                      <w:rFonts w:ascii="Cambria Math" w:hAnsi="Cambria Math"/>
-                    </w:rPr>
-                  </m:ctrlPr>
-                </m:sSubPr>
-                <m:e>
-                  <m:r>
-                    <w:rPr>
-                      <w:rFonts w:ascii="Cambria Math" w:hAnsi="Cambria Math"/>
-                    </w:rPr>
-                    <m:t>s</m:t>
-                  </m:r>
-                </m:e>
-                <m:sub>
-                  <m:r>
-                    <w:rPr>
-                      <w:rFonts w:ascii="Cambria Math" w:hAnsi="Cambria Math"/>
-                    </w:rPr>
-                    <m:t>p</m:t>
-                  </m:r>
-                </m:sub>
-              </m:sSub>
-            </m:e>
-          </m:acc>
-          <m:r>
-            <m:rPr>
-              <m:sty m:val="p"/>
-            </m:rPr>
-            <w:rPr>
-              <w:rFonts w:ascii="Cambria Math" w:hAnsi="Cambria Math"/>
-            </w:rPr>
-            <m:t>+ γ⋅(1-</m:t>
-          </m:r>
-          <m:acc>
-            <m:accPr>
-              <m:ctrlPr>
-                <w:rPr>
-                  <w:rFonts w:ascii="Cambria Math" w:hAnsi="Cambria Math"/>
-                </w:rPr>
-              </m:ctrlPr>
-            </m:accPr>
-            <m:e>
-              <m:r>
-                <w:rPr>
-                  <w:rFonts w:ascii="Cambria Math" w:hAnsi="Cambria Math"/>
-                </w:rPr>
-                <m:t>b</m:t>
-              </m:r>
-              <m:sSub>
-                <m:sSubPr>
-                  <m:ctrlPr>
-                    <w:rPr>
-                      <w:rFonts w:ascii="Cambria Math" w:hAnsi="Cambria Math"/>
-                    </w:rPr>
-                  </m:ctrlPr>
-                </m:sSubPr>
-                <m:e>
-                  <m:r>
-                    <w:rPr>
-                      <w:rFonts w:ascii="Cambria Math" w:hAnsi="Cambria Math"/>
-                    </w:rPr>
-                    <m:t>w</m:t>
-                  </m:r>
-                </m:e>
-                <m:sub>
-                  <m:r>
-                    <w:rPr>
-                      <w:rFonts w:ascii="Cambria Math" w:hAnsi="Cambria Math"/>
-                    </w:rPr>
-                    <m:t>p</m:t>
-                  </m:r>
-                </m:sub>
-              </m:sSub>
-            </m:e>
-          </m:acc>
-          <m:r>
-            <m:rPr>
-              <m:sty m:val="p"/>
-            </m:rPr>
-            <w:rPr>
-              <w:rFonts w:ascii="Cambria Math" w:hAnsi="Cambria Math"/>
-            </w:rPr>
-            <m:t>)</m:t>
-          </m:r>
-        </m:oMath>
-      </m:oMathPara>
+      <w:r>
+        <w:t xml:space="preserve">    r̃_i = (r_i − r_min)/(r_max − r_min),   l̃_i = (l_i − l_min)/(l_max − l_min),   b̃_i = (b_i − b_min)/(b_max − b_min)          (1)</w:t>
+      </w:r>
     </w:p>
     <w:p>
       <w:pPr>
@@ -3383,40 +2725,125 @@
         <w:jc w:val="both"/>
       </w:pPr>
       <w:r>
-        <w:t xml:space="preserve">where </w:t>
-      </w:r>
-      <m:oMath>
-        <m:r>
-          <w:rPr>
-            <w:rFonts w:ascii="Cambria Math" w:hAnsi="Cambria Math"/>
-          </w:rPr>
-          <m:t>α</m:t>
-        </m:r>
-      </m:oMath>
-      <w:r>
-        <w:t xml:space="preserve">, </w:t>
-      </w:r>
-      <m:oMath>
-        <m:r>
-          <w:rPr>
-            <w:rFonts w:ascii="Cambria Math" w:hAnsi="Cambria Math"/>
-          </w:rPr>
-          <m:t>β</m:t>
-        </m:r>
-      </m:oMath>
-      <w:r>
-        <w:t xml:space="preserve">, and </w:t>
-      </w:r>
-      <m:oMath>
-        <m:r>
-          <w:rPr>
-            <w:rFonts w:ascii="Cambria Math" w:hAnsi="Cambria Math"/>
-          </w:rPr>
-          <m:t>γ</m:t>
-        </m:r>
-      </m:oMath>
-      <w:r>
-        <w:t xml:space="preserve"> represent tunable weights tailored to the application's specific requirements. </w:t>
+        <w:t>The normalized terms combine into a transport-quality cost (lower is better), with weights summing to one:</w:t>
+      </w:r>
+    </w:p>
+    <w:p>
+      <w:pPr>
+        <w:pStyle w:val="a3"/>
+        <w:spacing w:after="240" w:line="276" w:lineRule="auto"/>
+        <w:ind w:left="112" w:right="38" w:firstLineChars="100" w:firstLine="200"/>
+        <w:jc w:val="center"/>
+      </w:pPr>
+      <w:r>
+        <w:t xml:space="preserve">    C_i^tr = α·r̃_i + β·l̃_i + γ·(1 − b̃_i),   α + β + γ = 1          (2)</w:t>
+      </w:r>
+    </w:p>
+    <w:p>
+      <w:pPr>
+        <w:pStyle w:val="a3"/>
+        <w:spacing w:after="240" w:line="276" w:lineRule="auto"/>
+        <w:ind w:left="112" w:right="38" w:firstLineChars="100" w:firstLine="200"/>
+        <w:jc w:val="both"/>
+      </w:pPr>
+      <w:r>
+        <w:t>In the proposed RSSI-aware mode, a Wi-Fi link-quality penalty ρ_i ∈ [0,1] is formed from the sampled RSSI s_i (dBm) by a linear mapping between a good and an unusable threshold,</w:t>
+      </w:r>
+    </w:p>
+    <w:p>
+      <w:pPr>
+        <w:pStyle w:val="a3"/>
+        <w:spacing w:after="240" w:line="276" w:lineRule="auto"/>
+        <w:ind w:left="112" w:right="38" w:firstLineChars="100" w:firstLine="200"/>
+        <w:jc w:val="center"/>
+      </w:pPr>
+      <w:r>
+        <w:t xml:space="preserve">    ρ_i = clamp((S_good − s_i)/(S_good − S_unusable), 0, 1)          (3)</w:t>
+      </w:r>
+    </w:p>
+    <w:p>
+      <w:pPr>
+        <w:pStyle w:val="a3"/>
+        <w:spacing w:after="240" w:line="276" w:lineRule="auto"/>
+        <w:ind w:left="112" w:right="38" w:firstLineChars="100" w:firstLine="200"/>
+        <w:jc w:val="both"/>
+      </w:pPr>
+      <w:r>
+        <w:t>and is folded into the composite cost with weight ω:</w:t>
+      </w:r>
+    </w:p>
+    <w:p>
+      <w:pPr>
+        <w:pStyle w:val="a3"/>
+        <w:spacing w:after="240" w:line="276" w:lineRule="auto"/>
+        <w:ind w:left="112" w:right="38" w:firstLineChars="100" w:firstLine="200"/>
+        <w:jc w:val="center"/>
+      </w:pPr>
+      <w:r>
+        <w:t xml:space="preserve">    C_i = (α·r̃_i + β·l̃_i + γ·(1 − b̃_i) + ω·ρ_i)/(1 + ω)          (4)</w:t>
+      </w:r>
+    </w:p>
+    <w:p>
+      <w:pPr>
+        <w:pStyle w:val="a3"/>
+        <w:spacing w:after="240" w:line="276" w:lineRule="auto"/>
+        <w:ind w:left="112" w:right="38" w:firstLineChars="100" w:firstLine="200"/>
+        <w:jc w:val="both"/>
+      </w:pPr>
+      <w:r>
+        <w:t>The Path Quality Index used by the scheduler is this cost on a 0-1000 scale; consistent with the failover rule below, a higher PQI denotes poorer path quality:</w:t>
+      </w:r>
+    </w:p>
+    <w:p>
+      <w:pPr>
+        <w:pStyle w:val="a3"/>
+        <w:spacing w:after="240" w:line="276" w:lineRule="auto"/>
+        <w:ind w:left="112" w:right="38" w:firstLineChars="100" w:firstLine="200"/>
+        <w:jc w:val="center"/>
+      </w:pPr>
+      <w:r>
+        <w:t xml:space="preserve">    PQI_i = 1000 · C_i          (5)</w:t>
+      </w:r>
+    </w:p>
+    <w:p>
+      <w:pPr>
+        <w:pStyle w:val="a3"/>
+        <w:spacing w:after="240" w:line="276" w:lineRule="auto"/>
+        <w:ind w:left="112" w:right="38" w:firstLineChars="100" w:firstLine="200"/>
+        <w:jc w:val="both"/>
+      </w:pPr>
+      <w:r>
+        <w:t>To suppress transient fluctuation, the PQI is smoothed by an exponentially weighted moving average with factor λ:</w:t>
+      </w:r>
+    </w:p>
+    <w:p>
+      <w:pPr>
+        <w:pStyle w:val="a3"/>
+        <w:spacing w:after="240" w:line="276" w:lineRule="auto"/>
+        <w:ind w:left="112" w:right="38" w:firstLineChars="100" w:firstLine="200"/>
+        <w:jc w:val="center"/>
+      </w:pPr>
+      <w:r>
+        <w:t xml:space="preserve">    PQI_i(t) = λ·PQI_i^raw(t) + (1 − λ)·PQI_i(t − 1)          (6)</w:t>
+      </w:r>
+    </w:p>
+    <w:p>
+      <w:pPr>
+        <w:pStyle w:val="a3"/>
+        <w:spacing w:after="240" w:line="276" w:lineRule="auto"/>
+        <w:ind w:left="112" w:right="38" w:firstLineChars="100" w:firstLine="200"/>
+        <w:jc w:val="center"/>
+      </w:pPr>
+    </w:p>
+    <w:p>
+      <w:pPr>
+        <w:pStyle w:val="a3"/>
+        <w:spacing w:after="240" w:line="276" w:lineRule="auto"/>
+        <w:ind w:left="112" w:right="38" w:firstLineChars="100" w:firstLine="200"/>
+        <w:jc w:val="both"/>
+      </w:pPr>
+      <w:r>
+        <w:t>Here α, β, and γ weight the RTT, loss, and bandwidth contributions, ω weights the RSSI penalty, and S_good and S_unusable are the RSSI thresholds; all values are listed in Table 2. For the transport-only ablation (the pqi mode) the RSSI term is disabled (ω = 0), reducing (4) to (2), so that comparing the rssi and pqi modes isolates the contribution of the RSSI signal.</w:t>
       </w:r>
     </w:p>
     <w:p>
@@ -3480,162 +2907,7 @@
         <w:jc w:val="both"/>
       </w:pPr>
       <w:r>
-        <w:t xml:space="preserve">Based on the continuous evaluation from the Estimation phase, the path decision module determines the optimal active path for data transmission. While the scheduler actively maps traffic to the path </w:t>
-      </w:r>
-      <m:oMath>
-        <m:sSup>
-          <m:sSupPr>
-            <m:ctrlPr>
-              <w:rPr>
-                <w:rFonts w:ascii="Cambria Math" w:hAnsi="Cambria Math"/>
-              </w:rPr>
-            </m:ctrlPr>
-          </m:sSupPr>
-          <m:e>
-            <m:r>
-              <w:rPr>
-                <w:rFonts w:ascii="Cambria Math" w:hAnsi="Cambria Math"/>
-              </w:rPr>
-              <m:t>p</m:t>
-            </m:r>
-          </m:e>
-          <m:sup>
-            <m:r>
-              <m:rPr>
-                <m:sty m:val="p"/>
-              </m:rPr>
-              <w:rPr>
-                <w:rFonts w:ascii="Cambria Math" w:hAnsi="Cambria Math"/>
-              </w:rPr>
-              <m:t>*</m:t>
-            </m:r>
-          </m:sup>
-        </m:sSup>
-      </m:oMath>
-      <w:r>
-        <w:t xml:space="preserve"> that minimizes the aforementioned cost </w:t>
-      </w:r>
-      <w:r>
-        <w:rPr>
-          <w:rFonts w:hint="eastAsia"/>
-        </w:rPr>
-        <w:t>(</w:t>
-      </w:r>
-      <m:oMath>
-        <m:sSup>
-          <m:sSupPr>
-            <m:ctrlPr>
-              <w:rPr>
-                <w:rFonts w:ascii="Cambria Math" w:hAnsi="Cambria Math"/>
-              </w:rPr>
-            </m:ctrlPr>
-          </m:sSupPr>
-          <m:e>
-            <m:r>
-              <w:rPr>
-                <w:rFonts w:ascii="Cambria Math" w:hAnsi="Cambria Math"/>
-              </w:rPr>
-              <m:t>p</m:t>
-            </m:r>
-          </m:e>
-          <m:sup>
-            <m:r>
-              <m:rPr>
-                <m:sty m:val="p"/>
-              </m:rPr>
-              <w:rPr>
-                <w:rFonts w:ascii="Cambria Math" w:hAnsi="Cambria Math"/>
-              </w:rPr>
-              <m:t>*</m:t>
-            </m:r>
-          </m:sup>
-        </m:sSup>
-        <m:r>
-          <m:rPr>
-            <m:sty m:val="p"/>
-          </m:rPr>
-          <w:rPr>
-            <w:rFonts w:ascii="Cambria Math" w:hAnsi="Cambria Math"/>
-          </w:rPr>
-          <m:t>=</m:t>
-        </m:r>
-        <m:r>
-          <w:rPr>
-            <w:rFonts w:ascii="Cambria Math" w:hAnsi="Cambria Math"/>
-          </w:rPr>
-          <m:t>arg</m:t>
-        </m:r>
-        <m:sSub>
-          <m:sSubPr>
-            <m:ctrlPr>
-              <w:rPr>
-                <w:rFonts w:ascii="Cambria Math" w:hAnsi="Cambria Math"/>
-              </w:rPr>
-            </m:ctrlPr>
-          </m:sSubPr>
-          <m:e>
-            <m:r>
-              <m:rPr>
-                <m:sty m:val="p"/>
-              </m:rPr>
-              <w:rPr>
-                <w:rFonts w:ascii="Cambria Math" w:hAnsi="Cambria Math"/>
-              </w:rPr>
-              <m:t>min</m:t>
-            </m:r>
-          </m:e>
-          <m:sub>
-            <m:r>
-              <w:rPr>
-                <w:rFonts w:ascii="Cambria Math" w:hAnsi="Cambria Math"/>
-              </w:rPr>
-              <m:t>p</m:t>
-            </m:r>
-          </m:sub>
-        </m:sSub>
-        <m:r>
-          <w:rPr>
-            <w:rFonts w:ascii="Cambria Math" w:hAnsi="Cambria Math"/>
-          </w:rPr>
-          <m:t>Cos</m:t>
-        </m:r>
-        <m:sSub>
-          <m:sSubPr>
-            <m:ctrlPr>
-              <w:rPr>
-                <w:rFonts w:ascii="Cambria Math" w:hAnsi="Cambria Math"/>
-              </w:rPr>
-            </m:ctrlPr>
-          </m:sSubPr>
-          <m:e>
-            <m:r>
-              <w:rPr>
-                <w:rFonts w:ascii="Cambria Math" w:hAnsi="Cambria Math"/>
-              </w:rPr>
-              <m:t>t</m:t>
-            </m:r>
-          </m:e>
-          <m:sub>
-            <m:r>
-              <w:rPr>
-                <w:rFonts w:ascii="Cambria Math" w:hAnsi="Cambria Math"/>
-              </w:rPr>
-              <m:t>p</m:t>
-            </m:r>
-          </m:sub>
-        </m:sSub>
-      </m:oMath>
-      <w:r>
-        <w:rPr>
-          <w:rFonts w:hint="eastAsia"/>
-        </w:rPr>
-        <w:t>)</w:t>
-      </w:r>
-      <w:r>
-        <w:t xml:space="preserve"> </w:t>
-      </w:r>
-      <w:r>
-        <w:t>during stable conditions, it must execute critical failover decisions when the AMR traverses AP boundaries.</w:t>
+        <w:t>Based on the continuous estimation, the Decision module selects the active path. Under stable conditions it maps traffic to the path that minimizes the PQI of (5); at AP boundaries it applies two switching regimes - a reactive, PQI-threshold failover and a proactive, RSSI-driven handover.</w:t>
       </w:r>
     </w:p>
     <w:p>
@@ -3646,109 +2918,51 @@
         <w:jc w:val="both"/>
       </w:pPr>
       <w:r>
-        <w:t xml:space="preserve">Let </w:t>
-      </w:r>
-      <m:oMath>
-        <m:sSub>
-          <m:sSubPr>
-            <m:ctrlPr>
-              <w:rPr>
-                <w:rFonts w:ascii="Cambria Math" w:hAnsi="Cambria Math"/>
-              </w:rPr>
-            </m:ctrlPr>
-          </m:sSubPr>
-          <m:e>
-            <m:r>
-              <w:rPr>
-                <w:rFonts w:ascii="Cambria Math" w:hAnsi="Cambria Math"/>
-              </w:rPr>
-              <m:t>p</m:t>
-            </m:r>
-          </m:e>
-          <m:sub>
-            <m:r>
-              <w:rPr>
-                <w:rFonts w:ascii="Cambria Math" w:hAnsi="Cambria Math"/>
-              </w:rPr>
-              <m:t>a</m:t>
-            </m:r>
-          </m:sub>
-        </m:sSub>
-      </m:oMath>
-      <w:r>
-        <w:t xml:space="preserve"> be the currently active Wi-Fi path and </w:t>
-      </w:r>
-      <m:oMath>
-        <m:sSup>
-          <m:sSupPr>
-            <m:ctrlPr>
-              <w:rPr>
-                <w:rFonts w:ascii="Cambria Math" w:hAnsi="Cambria Math"/>
-              </w:rPr>
-            </m:ctrlPr>
-          </m:sSupPr>
-          <m:e>
-            <m:r>
-              <w:rPr>
-                <w:rFonts w:ascii="Cambria Math" w:hAnsi="Cambria Math"/>
-              </w:rPr>
-              <m:t>p</m:t>
-            </m:r>
-          </m:e>
-          <m:sup>
-            <m:r>
-              <m:rPr>
-                <m:sty m:val="p"/>
-              </m:rPr>
-              <w:rPr>
-                <w:rFonts w:ascii="Cambria Math" w:hAnsi="Cambria Math"/>
-              </w:rPr>
-              <m:t>*</m:t>
-            </m:r>
-          </m:sup>
-        </m:sSup>
-      </m:oMath>
-      <w:r>
-        <w:t xml:space="preserve"> be the </w:t>
-      </w:r>
-      <w:r>
-        <w:t>5G Mobile</w:t>
-      </w:r>
-      <w:r>
-        <w:t xml:space="preserve"> backup path. A rapid failover is explicitly triggered if the active path's PQI exceeds a predefined degradation threshold (</w:t>
-      </w:r>
-      <m:oMath>
-        <m:sSub>
-          <m:sSubPr>
-            <m:ctrlPr>
-              <w:rPr>
-                <w:rFonts w:ascii="Cambria Math" w:hAnsi="Cambria Math"/>
-              </w:rPr>
-            </m:ctrlPr>
-          </m:sSubPr>
-          <m:e>
-            <m:r>
-              <w:rPr>
-                <w:rFonts w:ascii="Cambria Math" w:hAnsi="Cambria Math"/>
-              </w:rPr>
-              <m:t>θ</m:t>
-            </m:r>
-          </m:e>
-          <m:sub>
-            <m:r>
-              <m:rPr>
-                <m:sty m:val="p"/>
-              </m:rPr>
-              <w:rPr>
-                <w:rFonts w:ascii="Cambria Math" w:hAnsi="Cambria Math"/>
-              </w:rPr>
-              <m:t>deg</m:t>
-            </m:r>
-          </m:sub>
-        </m:sSub>
-      </m:oMath>
-      <w:r>
-        <w:t xml:space="preserve">) and the backup path offers superior quality by a safety margin </w:t>
+        <w:t>Let a denote the active Wi-Fi path and c the 5G backup path. Reactive failover is triggered when the transport-derived PQI of the active path crosses a degradation threshold T_deg and the backup is better by at least a safety margin Δ, sustained for a stability interval T_stable:</w:t>
+      </w:r>
+    </w:p>
+    <w:p>
+      <w:pPr>
+        <w:pStyle w:val="a3"/>
+        <w:spacing w:after="240" w:line="276" w:lineRule="auto"/>
+        <w:ind w:left="112" w:right="38" w:firstLineChars="100" w:firstLine="200"/>
+        <w:jc w:val="center"/>
+      </w:pPr>
+      <w:r>
+        <w:t xml:space="preserve">    switch a→c   iff   PQI_a ≥ T_deg   ∧   PQI_a − PQI_c ≥ Δ   (sustained ≥ T_stable)          (7)</w:t>
+      </w:r>
+    </w:p>
+    <w:p>
+      <w:pPr>
+        <w:pStyle w:val="a3"/>
+        <w:spacing w:after="240" w:line="276" w:lineRule="auto"/>
+        <w:ind w:left="112" w:right="38" w:firstLineChars="100" w:firstLine="200"/>
+        <w:jc w:val="both"/>
+      </w:pPr>
+      <w:r>
+        <w:t>Proactive, RSSI-driven handover acts independently of the transport metrics: if the Wi-Fi RSSI falls to the 'bad' threshold, the scheduler switches immediately, before the degradation is reflected in RTT or loss:</w:t>
+      </w:r>
+    </w:p>
+    <w:p>
+      <w:pPr>
+        <w:pStyle w:val="a3"/>
+        <w:spacing w:after="240" w:line="276" w:lineRule="auto"/>
+        <w:ind w:left="112" w:right="38" w:firstLineChars="100" w:firstLine="200"/>
+        <w:jc w:val="center"/>
+      </w:pPr>
+      <w:r>
+        <w:t xml:space="preserve">    switch a→c   iff   s_a ≤ S_bad          (8)</w:t>
+      </w:r>
+    </w:p>
+    <w:p>
+      <w:pPr>
+        <w:pStyle w:val="a3"/>
+        <w:spacing w:after="240" w:line="276" w:lineRule="auto"/>
+        <w:ind w:left="112" w:right="38" w:firstLineChars="100" w:firstLine="200"/>
+        <w:jc w:val="both"/>
+      </w:pPr>
+      <w:r>
+        <w:t>Rule (8) is what makes the proposed scheme proactive rather than reactive: it acts on the leading indicator (declining RSSI) ahead of the lagging transport indicators, so the switch begins before the Wi-Fi path stops delivering. Rule (7) is the reactive fallback that also covers degradations not preceded by an RSSI drop (e.g., congestion).</w:t>
       </w:r>
     </w:p>
     <w:p>
@@ -3774,254 +2988,6 @@
           <w:lang w:eastAsia="ko-KR"/>
         </w:rPr>
       </w:pPr>
-      <m:oMathPara>
-        <m:oMath>
-          <m:r>
-            <m:rPr>
-              <m:sty m:val="p"/>
-            </m:rPr>
-            <w:rPr>
-              <w:rFonts w:ascii="Cambria Math" w:hAnsi="Cambria Math" w:hint="eastAsia"/>
-            </w:rPr>
-            <m:t>Δ</m:t>
-          </m:r>
-          <m:r>
-            <w:rPr>
-              <w:rFonts w:ascii="Cambria Math" w:hAnsi="Cambria Math"/>
-            </w:rPr>
-            <m:t>:PQ</m:t>
-          </m:r>
-          <m:sSub>
-            <m:sSubPr>
-              <m:ctrlPr>
-                <w:rPr>
-                  <w:rFonts w:ascii="Cambria Math" w:hAnsi="Cambria Math"/>
-                  <w:i/>
-                </w:rPr>
-              </m:ctrlPr>
-            </m:sSubPr>
-            <m:e>
-              <m:r>
-                <w:rPr>
-                  <w:rFonts w:ascii="Cambria Math" w:hAnsi="Cambria Math"/>
-                </w:rPr>
-                <m:t>I</m:t>
-              </m:r>
-            </m:e>
-            <m:sub>
-              <m:sSub>
-                <m:sSubPr>
-                  <m:ctrlPr>
-                    <w:rPr>
-                      <w:rFonts w:ascii="Cambria Math" w:hAnsi="Cambria Math"/>
-                      <w:i/>
-                    </w:rPr>
-                  </m:ctrlPr>
-                </m:sSubPr>
-                <m:e>
-                  <m:r>
-                    <w:rPr>
-                      <w:rFonts w:ascii="Cambria Math" w:hAnsi="Cambria Math"/>
-                    </w:rPr>
-                    <m:t>p</m:t>
-                  </m:r>
-                </m:e>
-                <m:sub>
-                  <m:r>
-                    <w:rPr>
-                      <w:rFonts w:ascii="Cambria Math" w:hAnsi="Cambria Math"/>
-                    </w:rPr>
-                    <m:t>a</m:t>
-                  </m:r>
-                </m:sub>
-              </m:sSub>
-            </m:sub>
-          </m:sSub>
-          <m:r>
-            <w:rPr>
-              <w:rFonts w:ascii="Cambria Math" w:hAnsi="Cambria Math"/>
-            </w:rPr>
-            <m:t>&gt;</m:t>
-          </m:r>
-          <m:sSub>
-            <m:sSubPr>
-              <m:ctrlPr>
-                <w:rPr>
-                  <w:rFonts w:ascii="Cambria Math" w:hAnsi="Cambria Math"/>
-                  <w:i/>
-                </w:rPr>
-              </m:ctrlPr>
-            </m:sSubPr>
-            <m:e>
-              <m:r>
-                <m:rPr>
-                  <m:sty m:val="p"/>
-                </m:rPr>
-                <w:rPr>
-                  <w:rFonts w:ascii="Cambria Math" w:hAnsi="Cambria Math"/>
-                </w:rPr>
-                <m:t>θ</m:t>
-              </m:r>
-            </m:e>
-            <m:sub>
-              <m:r>
-                <w:rPr>
-                  <w:rFonts w:ascii="Cambria Math" w:hAnsi="Cambria Math"/>
-                </w:rPr>
-                <m:t>deg</m:t>
-              </m:r>
-            </m:sub>
-          </m:sSub>
-          <m:r>
-            <m:rPr>
-              <m:nor/>
-            </m:rPr>
-            <w:rPr>
-              <w:rFonts w:ascii="Cambria Math" w:eastAsia="맑은 고딕" w:hAnsi="Cambria Math" w:hint="eastAsia"/>
-              <w:lang w:eastAsia="ko-KR"/>
-            </w:rPr>
-            <m:t xml:space="preserve">  </m:t>
-          </m:r>
-          <m:r>
-            <m:rPr>
-              <m:nor/>
-            </m:rPr>
-            <w:rPr>
-              <w:rFonts w:ascii="Cambria Math" w:hAnsi="Cambria Math"/>
-            </w:rPr>
-            <m:t>and</m:t>
-          </m:r>
-          <m:r>
-            <m:rPr>
-              <m:nor/>
-            </m:rPr>
-            <w:rPr>
-              <w:rFonts w:ascii="Cambria Math" w:eastAsia="맑은 고딕" w:hAnsi="Cambria Math" w:hint="eastAsia"/>
-              <w:lang w:eastAsia="ko-KR"/>
-            </w:rPr>
-            <m:t xml:space="preserve">  </m:t>
-          </m:r>
-          <m:r>
-            <w:rPr>
-              <w:rFonts w:ascii="Cambria Math" w:hAnsi="Cambria Math"/>
-            </w:rPr>
-            <m:t>PQ</m:t>
-          </m:r>
-          <m:sSub>
-            <m:sSubPr>
-              <m:ctrlPr>
-                <w:rPr>
-                  <w:rFonts w:ascii="Cambria Math" w:hAnsi="Cambria Math"/>
-                  <w:i/>
-                </w:rPr>
-              </m:ctrlPr>
-            </m:sSubPr>
-            <m:e>
-              <m:r>
-                <w:rPr>
-                  <w:rFonts w:ascii="Cambria Math" w:hAnsi="Cambria Math"/>
-                </w:rPr>
-                <m:t>I</m:t>
-              </m:r>
-            </m:e>
-            <m:sub>
-              <m:sSup>
-                <m:sSupPr>
-                  <m:ctrlPr>
-                    <w:rPr>
-                      <w:rFonts w:ascii="Cambria Math" w:hAnsi="Cambria Math"/>
-                      <w:i/>
-                    </w:rPr>
-                  </m:ctrlPr>
-                </m:sSupPr>
-                <m:e>
-                  <m:r>
-                    <w:rPr>
-                      <w:rFonts w:ascii="Cambria Math" w:hAnsi="Cambria Math"/>
-                    </w:rPr>
-                    <m:t>p</m:t>
-                  </m:r>
-                </m:e>
-                <m:sup>
-                  <m:r>
-                    <w:rPr>
-                      <w:rFonts w:ascii="Cambria Math" w:hAnsi="Cambria Math"/>
-                    </w:rPr>
-                    <m:t>*</m:t>
-                  </m:r>
-                </m:sup>
-              </m:sSup>
-            </m:sub>
-          </m:sSub>
-          <m:r>
-            <w:rPr>
-              <w:rFonts w:ascii="Cambria Math" w:hAnsi="Cambria Math"/>
-            </w:rPr>
-            <m:t>+</m:t>
-          </m:r>
-          <m:r>
-            <m:rPr>
-              <m:sty m:val="p"/>
-            </m:rPr>
-            <w:rPr>
-              <w:rFonts w:ascii="Cambria Math" w:hAnsi="Cambria Math" w:hint="eastAsia"/>
-            </w:rPr>
-            <m:t>Δ</m:t>
-          </m:r>
-          <m:r>
-            <w:rPr>
-              <w:rFonts w:ascii="Cambria Math" w:hAnsi="Cambria Math"/>
-            </w:rPr>
-            <m:t>&lt;PQ</m:t>
-          </m:r>
-          <m:sSub>
-            <m:sSubPr>
-              <m:ctrlPr>
-                <w:rPr>
-                  <w:rFonts w:ascii="Cambria Math" w:hAnsi="Cambria Math"/>
-                  <w:i/>
-                </w:rPr>
-              </m:ctrlPr>
-            </m:sSubPr>
-            <m:e>
-              <m:r>
-                <w:rPr>
-                  <w:rFonts w:ascii="Cambria Math" w:hAnsi="Cambria Math"/>
-                </w:rPr>
-                <m:t>I</m:t>
-              </m:r>
-            </m:e>
-            <m:sub>
-              <m:sSub>
-                <m:sSubPr>
-                  <m:ctrlPr>
-                    <w:rPr>
-                      <w:rFonts w:ascii="Cambria Math" w:hAnsi="Cambria Math"/>
-                      <w:i/>
-                    </w:rPr>
-                  </m:ctrlPr>
-                </m:sSubPr>
-                <m:e>
-                  <m:r>
-                    <w:rPr>
-                      <w:rFonts w:ascii="Cambria Math" w:hAnsi="Cambria Math"/>
-                    </w:rPr>
-                    <m:t>p</m:t>
-                  </m:r>
-                </m:e>
-                <m:sub>
-                  <m:r>
-                    <w:rPr>
-                      <w:rFonts w:ascii="Cambria Math" w:hAnsi="Cambria Math"/>
-                    </w:rPr>
-                    <m:t>a</m:t>
-                  </m:r>
-                </m:sub>
-              </m:sSub>
-            </m:sub>
-          </m:sSub>
-        </m:oMath>
-      </m:oMathPara>
     </w:p>
     <w:p>
       <w:pPr>
@@ -4031,61 +2997,7 @@
         <w:jc w:val="both"/>
       </w:pPr>
       <w:r>
-        <w:t xml:space="preserve">This margin </w:t>
-      </w:r>
-      <m:oMath>
-        <m:r>
-          <m:rPr>
-            <m:sty m:val="p"/>
-          </m:rPr>
-          <w:rPr>
-            <w:rFonts w:ascii="Cambria Math" w:hAnsi="Cambria Math" w:hint="eastAsia"/>
-          </w:rPr>
-          <m:t>Δ</m:t>
-        </m:r>
-      </m:oMath>
-      <w:r>
-        <w:t xml:space="preserve"> effectively prevents oscillatory switching. Furthermore, to guarantee long-term transmission stability, the decision module incorporates a stability</w:t>
-      </w:r>
-      <w:r>
-        <w:rPr>
-          <w:rFonts w:eastAsia="맑은 고딕" w:hint="eastAsia"/>
-          <w:lang w:eastAsia="ko-KR"/>
-        </w:rPr>
-        <w:t>-</w:t>
-      </w:r>
-      <w:r>
-        <w:t>aware recovery mechanism. Even if the primary Wi-Fi path restores its signal strength, traffic is not immediately reverted. The system mandates that the recovered path maintain a satisfactory PQI below a certain threshold for a predefined stability interval (</w:t>
-      </w:r>
-      <m:oMath>
-        <m:sSub>
-          <m:sSubPr>
-            <m:ctrlPr>
-              <w:rPr>
-                <w:rFonts w:ascii="Cambria Math" w:hAnsi="Cambria Math"/>
-              </w:rPr>
-            </m:ctrlPr>
-          </m:sSubPr>
-          <m:e>
-            <m:r>
-              <w:rPr>
-                <w:rFonts w:ascii="Cambria Math" w:hAnsi="Cambria Math"/>
-              </w:rPr>
-              <m:t>T</m:t>
-            </m:r>
-          </m:e>
-          <m:sub>
-            <m:r>
-              <w:rPr>
-                <w:rFonts w:ascii="Cambria Math" w:hAnsi="Cambria Math"/>
-              </w:rPr>
-              <m:t>stable</m:t>
-            </m:r>
-          </m:sub>
-        </m:sSub>
-      </m:oMath>
-      <w:r>
-        <w:t>). This hysteresis logic is crucial for mitigating the "ping-pong" effect common in dynamic mobility scenarios.</w:t>
+        <w:t>The margin Δ, a minimum inter-switch debounce, and the failback rule together prevent oscillatory 'ping-pong' switching. Failback is deliberately conservative: even after the Wi-Fi RSSI and PQI recover, traffic returns to Wi-Fi only if the recovered path sustains a PQI below the recovery threshold T_recover for at least T_stable. To further damp pathological oscillation, the debounce interval is increased multiplicatively when a switch reverses the previous one and reset after a period of stability. All thresholds are listed in Table 2.</w:t>
       </w:r>
     </w:p>
     <w:p>
@@ -4096,30 +3008,489 @@
         <w:jc w:val="both"/>
       </w:pPr>
       <w:r>
-        <w:t>Finally, to complement these sender-side routing decisions, all switching is governed by a frame-aware transmission controller. Aligning path transitions with video frame boundaries significantly reduces partial-frame loss. Concurrently, packets arriving via heterogeneous paths are timestamp</w:t>
-      </w:r>
-      <w:r>
-        <w:rPr>
-          <w:rFonts w:eastAsia="맑은 고딕" w:hint="eastAsia"/>
-          <w:lang w:eastAsia="ko-KR"/>
-        </w:rPr>
-        <w:t xml:space="preserve"> </w:t>
-      </w:r>
-      <w:r>
-        <w:t>aligned and reordered in a receiver</w:t>
-      </w:r>
-      <w:r>
-        <w:rPr>
-          <w:rFonts w:eastAsia="맑은 고딕" w:hint="eastAsia"/>
-          <w:lang w:eastAsia="ko-KR"/>
-        </w:rPr>
-        <w:t>-</w:t>
-      </w:r>
-      <w:r>
-        <w:t>side buffer. This combined approach ensures stable video streaming and playback continuity for the AMR despite the underlying network handovers.</w:t>
-      </w:r>
-      <w:r>
-        <w:t xml:space="preserve"> </w:t>
+        <w:t>Table 2: PQI and RSSI-aware scheduler parameters (as implemented).</w:t>
+      </w:r>
+    </w:p>
+    <w:tbl>
+      <w:tblPr>
+        <w:tblStyle w:val="a6"/>
+        <w:tblW w:type="auto" w:w="0"/>
+        <w:tblLook w:firstColumn="1" w:firstRow="1" w:lastColumn="0" w:lastRow="0" w:noHBand="0" w:noVBand="1" w:val="04A0"/>
+      </w:tblPr>
+      <w:tblGrid>
+        <w:gridCol w:w="3657"/>
+        <w:gridCol w:w="3657"/>
+        <w:gridCol w:w="3657"/>
+      </w:tblGrid>
+      <w:tr>
+        <w:tc>
+          <w:tcPr>
+            <w:tcW w:type="dxa" w:w="3657"/>
+          </w:tcPr>
+          <w:p>
+            <w:r>
+              <w:rPr>
+                <w:b/>
+              </w:rPr>
+              <w:t>Symbol</w:t>
+            </w:r>
+          </w:p>
+        </w:tc>
+        <w:tc>
+          <w:tcPr>
+            <w:tcW w:type="dxa" w:w="3657"/>
+          </w:tcPr>
+          <w:p>
+            <w:r>
+              <w:rPr>
+                <w:b/>
+              </w:rPr>
+              <w:t>Meaning</w:t>
+            </w:r>
+          </w:p>
+        </w:tc>
+        <w:tc>
+          <w:tcPr>
+            <w:tcW w:type="dxa" w:w="3657"/>
+          </w:tcPr>
+          <w:p>
+            <w:r>
+              <w:rPr>
+                <w:b/>
+              </w:rPr>
+              <w:t>Value</w:t>
+            </w:r>
+          </w:p>
+        </w:tc>
+      </w:tr>
+      <w:tr>
+        <w:tc>
+          <w:tcPr>
+            <w:tcW w:type="dxa" w:w="3657"/>
+          </w:tcPr>
+          <w:p>
+            <w:r>
+              <w:t>α, β, γ</w:t>
+            </w:r>
+          </w:p>
+        </w:tc>
+        <w:tc>
+          <w:tcPr>
+            <w:tcW w:type="dxa" w:w="3657"/>
+          </w:tcPr>
+          <w:p>
+            <w:r>
+              <w:t>RTT / loss / bandwidth weights</w:t>
+            </w:r>
+          </w:p>
+        </w:tc>
+        <w:tc>
+          <w:tcPr>
+            <w:tcW w:type="dxa" w:w="3657"/>
+          </w:tcPr>
+          <w:p>
+            <w:r>
+              <w:t>0.45 / 0.35 / 0.20</w:t>
+            </w:r>
+          </w:p>
+        </w:tc>
+      </w:tr>
+      <w:tr>
+        <w:tc>
+          <w:tcPr>
+            <w:tcW w:type="dxa" w:w="3657"/>
+          </w:tcPr>
+          <w:p>
+            <w:r>
+              <w:t>ω</w:t>
+            </w:r>
+          </w:p>
+        </w:tc>
+        <w:tc>
+          <w:tcPr>
+            <w:tcW w:type="dxa" w:w="3657"/>
+          </w:tcPr>
+          <w:p>
+            <w:r>
+              <w:t>RSSI penalty weight (rssi mode)</w:t>
+            </w:r>
+          </w:p>
+        </w:tc>
+        <w:tc>
+          <w:tcPr>
+            <w:tcW w:type="dxa" w:w="3657"/>
+          </w:tcPr>
+          <w:p>
+            <w:r>
+              <w:t>0.30</w:t>
+            </w:r>
+          </w:p>
+        </w:tc>
+      </w:tr>
+      <w:tr>
+        <w:tc>
+          <w:tcPr>
+            <w:tcW w:type="dxa" w:w="3657"/>
+          </w:tcPr>
+          <w:p>
+            <w:r>
+              <w:t>λ</w:t>
+            </w:r>
+          </w:p>
+        </w:tc>
+        <w:tc>
+          <w:tcPr>
+            <w:tcW w:type="dxa" w:w="3657"/>
+          </w:tcPr>
+          <w:p>
+            <w:r>
+              <w:t>EWMA smoothing factor (RTT/loss/BW)</w:t>
+            </w:r>
+          </w:p>
+        </w:tc>
+        <w:tc>
+          <w:tcPr>
+            <w:tcW w:type="dxa" w:w="3657"/>
+          </w:tcPr>
+          <w:p>
+            <w:r>
+              <w:t>0.45 / 0.35 / 0.20</w:t>
+            </w:r>
+          </w:p>
+        </w:tc>
+      </w:tr>
+      <w:tr>
+        <w:tc>
+          <w:tcPr>
+            <w:tcW w:type="dxa" w:w="3657"/>
+          </w:tcPr>
+          <w:p>
+            <w:r>
+              <w:t>T_deg</w:t>
+            </w:r>
+          </w:p>
+        </w:tc>
+        <w:tc>
+          <w:tcPr>
+            <w:tcW w:type="dxa" w:w="3657"/>
+          </w:tcPr>
+          <w:p>
+            <w:r>
+              <w:t>failover threshold (PQI, 0-1000)</w:t>
+            </w:r>
+          </w:p>
+        </w:tc>
+        <w:tc>
+          <w:tcPr>
+            <w:tcW w:type="dxa" w:w="3657"/>
+          </w:tcPr>
+          <w:p>
+            <w:r>
+              <w:t>650</w:t>
+            </w:r>
+          </w:p>
+        </w:tc>
+      </w:tr>
+      <w:tr>
+        <w:tc>
+          <w:tcPr>
+            <w:tcW w:type="dxa" w:w="3657"/>
+          </w:tcPr>
+          <w:p>
+            <w:r>
+              <w:t>T_recover</w:t>
+            </w:r>
+          </w:p>
+        </w:tc>
+        <w:tc>
+          <w:tcPr>
+            <w:tcW w:type="dxa" w:w="3657"/>
+          </w:tcPr>
+          <w:p>
+            <w:r>
+              <w:t>failback threshold (PQI)</w:t>
+            </w:r>
+          </w:p>
+        </w:tc>
+        <w:tc>
+          <w:tcPr>
+            <w:tcW w:type="dxa" w:w="3657"/>
+          </w:tcPr>
+          <w:p>
+            <w:r>
+              <w:t>450</w:t>
+            </w:r>
+          </w:p>
+        </w:tc>
+      </w:tr>
+      <w:tr>
+        <w:tc>
+          <w:tcPr>
+            <w:tcW w:type="dxa" w:w="3657"/>
+          </w:tcPr>
+          <w:p>
+            <w:r>
+              <w:t>Δ</w:t>
+            </w:r>
+          </w:p>
+        </w:tc>
+        <w:tc>
+          <w:tcPr>
+            <w:tcW w:type="dxa" w:w="3657"/>
+          </w:tcPr>
+          <w:p>
+            <w:r>
+              <w:t>hysteresis safety margin (PQI)</w:t>
+            </w:r>
+          </w:p>
+        </w:tc>
+        <w:tc>
+          <w:tcPr>
+            <w:tcW w:type="dxa" w:w="3657"/>
+          </w:tcPr>
+          <w:p>
+            <w:r>
+              <w:t>120</w:t>
+            </w:r>
+          </w:p>
+        </w:tc>
+      </w:tr>
+      <w:tr>
+        <w:tc>
+          <w:tcPr>
+            <w:tcW w:type="dxa" w:w="3657"/>
+          </w:tcPr>
+          <w:p>
+            <w:r>
+              <w:t>T_debounce</w:t>
+            </w:r>
+          </w:p>
+        </w:tc>
+        <w:tc>
+          <w:tcPr>
+            <w:tcW w:type="dxa" w:w="3657"/>
+          </w:tcPr>
+          <w:p>
+            <w:r>
+              <w:t>min inter-switch interval (adaptive)</w:t>
+            </w:r>
+          </w:p>
+        </w:tc>
+        <w:tc>
+          <w:tcPr>
+            <w:tcW w:type="dxa" w:w="3657"/>
+          </w:tcPr>
+          <w:p>
+            <w:r>
+              <w:t>2 s → 60 s</w:t>
+            </w:r>
+          </w:p>
+        </w:tc>
+      </w:tr>
+      <w:tr>
+        <w:tc>
+          <w:tcPr>
+            <w:tcW w:type="dxa" w:w="3657"/>
+          </w:tcPr>
+          <w:p>
+            <w:r>
+              <w:t>T_stable</w:t>
+            </w:r>
+          </w:p>
+        </w:tc>
+        <w:tc>
+          <w:tcPr>
+            <w:tcW w:type="dxa" w:w="3657"/>
+          </w:tcPr>
+          <w:p>
+            <w:r>
+              <w:t>failback stability interval</w:t>
+            </w:r>
+          </w:p>
+        </w:tc>
+        <w:tc>
+          <w:tcPr>
+            <w:tcW w:type="dxa" w:w="3657"/>
+          </w:tcPr>
+          <w:p>
+            <w:r>
+              <w:t>3 s</w:t>
+            </w:r>
+          </w:p>
+        </w:tc>
+      </w:tr>
+      <w:tr>
+        <w:tc>
+          <w:tcPr>
+            <w:tcW w:type="dxa" w:w="3657"/>
+          </w:tcPr>
+          <w:p>
+            <w:r>
+              <w:t>T_silence</w:t>
+            </w:r>
+          </w:p>
+        </w:tc>
+        <w:tc>
+          <w:tcPr>
+            <w:tcW w:type="dxa" w:w="3657"/>
+          </w:tcPr>
+          <w:p>
+            <w:r>
+              <w:t>path-stale timeout</w:t>
+            </w:r>
+          </w:p>
+        </w:tc>
+        <w:tc>
+          <w:tcPr>
+            <w:tcW w:type="dxa" w:w="3657"/>
+          </w:tcPr>
+          <w:p>
+            <w:r>
+              <w:t>8 s</w:t>
+            </w:r>
+          </w:p>
+        </w:tc>
+      </w:tr>
+      <w:tr>
+        <w:tc>
+          <w:tcPr>
+            <w:tcW w:type="dxa" w:w="3657"/>
+          </w:tcPr>
+          <w:p>
+            <w:r>
+              <w:t>S_good / S_degrade</w:t>
+            </w:r>
+          </w:p>
+        </w:tc>
+        <w:tc>
+          <w:tcPr>
+            <w:tcW w:type="dxa" w:w="3657"/>
+          </w:tcPr>
+          <w:p>
+            <w:r>
+              <w:t>RSSI good / degrading (dBm)</w:t>
+            </w:r>
+          </w:p>
+        </w:tc>
+        <w:tc>
+          <w:tcPr>
+            <w:tcW w:type="dxa" w:w="3657"/>
+          </w:tcPr>
+          <w:p>
+            <w:r>
+              <w:t>−55 / −67</w:t>
+            </w:r>
+          </w:p>
+        </w:tc>
+      </w:tr>
+      <w:tr>
+        <w:tc>
+          <w:tcPr>
+            <w:tcW w:type="dxa" w:w="3657"/>
+          </w:tcPr>
+          <w:p>
+            <w:r>
+              <w:t>S_bad / S_unusable</w:t>
+            </w:r>
+          </w:p>
+        </w:tc>
+        <w:tc>
+          <w:tcPr>
+            <w:tcW w:type="dxa" w:w="3657"/>
+          </w:tcPr>
+          <w:p>
+            <w:r>
+              <w:t>RSSI bad / unusable (dBm)</w:t>
+            </w:r>
+          </w:p>
+        </w:tc>
+        <w:tc>
+          <w:tcPr>
+            <w:tcW w:type="dxa" w:w="3657"/>
+          </w:tcPr>
+          <w:p>
+            <w:r>
+              <w:t>−75 / −82</w:t>
+            </w:r>
+          </w:p>
+        </w:tc>
+      </w:tr>
+      <w:tr>
+        <w:tc>
+          <w:tcPr>
+            <w:tcW w:type="dxa" w:w="3657"/>
+          </w:tcPr>
+          <w:p>
+            <w:r>
+              <w:t>CC</w:t>
+            </w:r>
+          </w:p>
+        </w:tc>
+        <w:tc>
+          <w:tcPr>
+            <w:tcW w:type="dxa" w:w="3657"/>
+          </w:tcPr>
+          <w:p>
+            <w:r>
+              <w:t>congestion control</w:t>
+            </w:r>
+          </w:p>
+        </w:tc>
+        <w:tc>
+          <w:tcPr>
+            <w:tcW w:type="dxa" w:w="3657"/>
+          </w:tcPr>
+          <w:p>
+            <w:r>
+              <w:t>BBR</w:t>
+            </w:r>
+          </w:p>
+        </w:tc>
+      </w:tr>
+    </w:tbl>
+    <w:p>
+      <w:pPr>
+        <w:pStyle w:val="a3"/>
+        <w:spacing w:after="240" w:line="276" w:lineRule="auto"/>
+        <w:ind w:left="112" w:right="38" w:firstLineChars="100" w:firstLine="200"/>
+        <w:jc w:val="both"/>
+      </w:pPr>
+      <w:r>
+        <w:t>Finally, switching is coordinated with the application's video framing. Each captured frame - depth or RGB - is serialized on a per-path unidirectional QUIC stream with an explicit application header [MPQ1 | type | length]: a 4-byte magic tag, a 1-byte stream-type field distinguishing depth from RGB, and a 4-byte big-endian length. The receiver therefore recovers exact frame boundaries from the length prefix regardless of how packets were scheduled across paths, and depth and RGB use disjoint stream-ID ranges to avoid interleaving. Aligning path transitions with frame boundaries reduces partial-frame loss, and packets arriving over heterogeneous paths are timestamp-aligned and reordered in a receiver-side buffer to preserve playback continuity.</w:t>
+      </w:r>
+    </w:p>
+    <w:p>
+      <w:pPr>
+        <w:pStyle w:val="a5"/>
+        <w:numPr>
+          <w:ilvl w:val="1"/>
+          <w:numId w:val="1"/>
+        </w:numPr>
+        <w:tabs>
+          <w:tab w:val="left" w:pos="489"/>
+        </w:tabs>
+        <w:spacing w:before="188"/>
+        <w:ind w:left="488" w:hanging="400"/>
+        <w:rPr>
+          <w:i/>
+        </w:rPr>
+      </w:pPr>
+      <w:r>
+        <w:rPr>
+          <w:i/>
+        </w:rPr>
+        <w:t>Implementation</w:t>
+      </w:r>
+    </w:p>
+    <w:p>
+      <w:pPr>
+        <w:pStyle w:val="a3"/>
+        <w:spacing w:after="240" w:line="276" w:lineRule="auto"/>
+        <w:ind w:left="112" w:right="38" w:firstLineChars="100" w:firstLine="200"/>
+        <w:jc w:val="both"/>
+      </w:pPr>
+      <w:r>
+        <w:t>We implement the scheme on picoquic 1.1.50.3 with the IETF multipath extension draft-ietf-quic-multipath-20 (multipath enabled by advertising a non-zero initial_max_path_id, per-path congestion control, and keep-alive). The three-stage pipeline of Fig. 3 maps directly onto the code: Sensing draws per-path RTT from the RTT estimator, loss from per-path lost/sent bytes, and goodput from delivered bytes over time (client_loop.c, update_pqi_metrics_for_path), and samples Wi-Fi RSSI via iw dev &lt;iface&gt; link; Estimation computes the normalization, EWMA, and PQI of (1)-(6) (fill_pqi_scores); and Decision is the hysteresis state machine of (7)-(8) (choose_path_via_pqi), including RSSI preemption and failback. The sender selects one of four modes at run time: rssi (the proposed RSSI-aware scheduler), pqi (the transport-only ablation, ω = 0), default (a minimum-RTT scheduler approximating picoquic's native selection), and spquic (single path with RFC 9000 connection migration). Congestion control is BBR by default. Because the four modes differ only in the path-selection policy while sharing the same stack, camera, paths, and workload, comparing them isolates the contribution of the proposed scheme.</w:t>
       </w:r>
     </w:p>
     <w:p>
@@ -4231,11 +3602,7 @@
         </w:rPr>
       </w:pPr>
       <w:r>
-        <w:rPr>
-          <w:rFonts w:eastAsia="맑은 고딕"/>
-          <w:lang w:eastAsia="ko-KR"/>
-        </w:rPr>
-        <w:t>Our experimental testbed was designed to emulate a realistic AMR deployment. The sender, an edge computer mounted on an AMR platform, was equipped with two heterogeneous wireless interfaces: a primary Wi-Fi interface connected to an indoor Access Point (AP) and a secondary 5G mobile hotspot for backup connectivity. The server-side receiver was connected via a dedicated wired Ethernet link to ensure that any observed performance degradation originated exclusively from the wireless access segment at the AMR side. To represent a typical remote monitoring use case, we transmitted a real-time 640x480 JPEG video stream from the AMR to the server.</w:t>
+        <w:t>Our testbed reproduces a realistic AMR uplink. The sender is an NVIDIA Jetson-class edge computer mounted on the AMR, equipped with two heterogeneous interfaces: a primary Wi-Fi interface associated with an indoor 802.11 access point, and a secondary 5G uplink - a commercial 5G (NR) mobile connection shared to the robot by smartphone tethering - that serves as the always-available backup path. In a production deployment this role would be served by a private 5G network; we use a tethered commercial 5G link as a practical stand-in for that always-on 5G umbrella. The receiver is a server on a wired Ethernet link, so that any measured degradation originates in the wireless access segment. The application is the robot's live camera uplink: the AMR streams a real depth+RGB video feed (JPEG-encoded RGB and 16-bit depth) to the server at a measured application rate of 【NUM: ~XX Mbps】. Because the transport carries an ordered sequence of length-delimited video frames, we define the total transmission delay of a run as the wall-clock time to deliver a fixed frame sequence end-to-end, and the normal-state throughput as the delivered application bitrate under stable Wi-Fi.</w:t>
       </w:r>
     </w:p>
     <w:p>
@@ -4249,28 +3616,10 @@
           <w:lang w:eastAsia="ko-KR"/>
         </w:rPr>
       </w:pPr>
-      <w:r>
-        <w:rPr>
-          <w:rFonts w:eastAsia="맑은 고딕"/>
-          <w:lang w:eastAsia="ko-KR"/>
-        </w:rPr>
-        <w:t>For our performance comparison, we established two distinct transport configurations: (</w:t>
-      </w:r>
       <w:proofErr w:type="spellStart"/>
-      <w:r>
-        <w:rPr>
-          <w:rFonts w:eastAsia="맑은 고딕"/>
-          <w:lang w:eastAsia="ko-KR"/>
-        </w:rPr>
-        <w:t>i</w:t>
-      </w:r>
       <w:proofErr w:type="spellEnd"/>
       <w:r>
-        <w:rPr>
-          <w:rFonts w:eastAsia="맑은 고딕"/>
-          <w:lang w:eastAsia="ko-KR"/>
-        </w:rPr>
-        <w:t>) SP-QUIC, which exclusively utilizes the Wi-Fi path, and (ii) the proposed MP-QUIC scheme, which maintains both Wi-Fi and 5G Mobile paths and rapidly redirects traffic to the backup path during Wi-Fi degradation or disconnection. The objective of this comparison was to evaluate the effectiveness of multipath transport in preserving communication continuity during mobility-induced handover events.</w:t>
+        <w:t>For the comparison we evaluate four transport configurations that share the same MP-QUIC stack, camera, paths, and workload and differ only in the path-selection policy: (i) the proposed RSSI-aware scheduler; (ii) a transport-only PQI ablation with the RSSI term disabled; (iii) a minimum-RTT default MP-QUIC scheduler; and (iv) SP-QUIC restricted to a single path but permitted to migrate to the 5G path via RFC 9000 connection migration when the Wi-Fi path fails. Configuration (iv) removes the earlier unfair restriction in which single-path QUIC could not use the 5G umbrella, so the comparison isolates the benefit of proactive multipath scheduling rather than mere access to a second network.</w:t>
       </w:r>
     </w:p>
     <w:p>
@@ -4285,11 +3634,7 @@
         </w:rPr>
       </w:pPr>
       <w:r>
-        <w:rPr>
-          <w:rFonts w:eastAsia="맑은 고딕"/>
-          <w:lang w:eastAsia="ko-KR"/>
-        </w:rPr>
-        <w:t>To emulate the realistic movement of an AMR across AP boundaries, we designed three representative scenarios corresponding to the phases illustrated in Figure 4:</w:t>
+        <w:t>AMR mobility across AP boundaries is emulated in a controlled, repeatable way rather than by physically driving the robot between APs, so that the disconnection timing and duration are identical across schedulers; we additionally validated the full pipeline on the physically moving robot. A run lasts 【NUM: T】 s; at 【NUM: t1】 s the Wi-Fi interface is programmatically disconnected (nmcli device disconnect) for 【NUM: d】 s and then reconnected, producing one controlled handover per run 【CONFIRM: AP 배치/로봇 속도 - 실주행 검증 시 값 기입 (R3.6)】. Each (scenario, scheduler) cell is repeated N = 10 times. The three phases are:</w:t>
       </w:r>
     </w:p>
     <w:p>
@@ -4595,25 +3940,7 @@
         </w:rPr>
       </w:pPr>
       <w:r>
-        <w:rPr>
-          <w:rFonts w:eastAsia="맑은 고딕"/>
-          <w:lang w:eastAsia="ko-KR"/>
-        </w:rPr>
-        <w:t>Each scenario was repeated multiple times, and both representative results and averaged trends are reported to mitigate the impact of run-to-run variability.</w:t>
-      </w:r>
-      <w:r>
-        <w:rPr>
-          <w:rFonts w:eastAsia="맑은 고딕"/>
-          <w:lang w:eastAsia="ko-KR"/>
-        </w:rPr>
-        <w:t xml:space="preserve"> For </w:t>
-      </w:r>
-      <w:r>
-        <w:rPr>
-          <w:rFonts w:eastAsia="맑은 고딕"/>
-          <w:lang w:eastAsia="ko-KR"/>
-        </w:rPr>
-        <w:t>the handover-focused analysis, we evaluated performance using the following indicators:</w:t>
+        <w:t>Each (scenario, scheduler) combination is repeated N = 10 times; we report the mean with a 95% confidence interval and, where a difference is claimed, a test of its statistical significance, in addition to representative single-run traces. For the handover-focused analysis we evaluate:</w:t>
       </w:r>
     </w:p>
     <w:p>
@@ -5032,7 +4359,7 @@
         <w:jc w:val="both"/>
       </w:pPr>
       <w:r>
-        <w:t>Before presenting a detailed analysis, we will first summarize the key performance distinctions between the standard SP-QUIC and our proposed MP-QUIC scheme. Table 2 offers a comparative overview of their behavior under both normal operating conditions and during handover events.</w:t>
+        <w:t>Before the detailed analysis, Table 3 summarizes the four configurations under normal operation and during a handover. All figures are means over N = 10 runs with 95% confidence intervals; values shown as 【NUM】 are being regenerated on the revised, stabilized implementation and will replace the placeholders.</w:t>
       </w:r>
     </w:p>
     <w:p>
@@ -5045,99 +4372,31 @@
         </w:rPr>
       </w:pPr>
       <w:r>
-        <w:rPr>
-          <w:sz w:val="20"/>
-        </w:rPr>
-        <w:t xml:space="preserve">Table 2: </w:t>
-      </w:r>
-      <w:r>
-        <w:rPr>
-          <w:sz w:val="20"/>
-        </w:rPr>
-        <w:t>Key Performance Comparison of MP-QUIC and SP-QUIC: Normal Operation and Handover Events</w:t>
+        <w:t>Table 3: Performance comparison across the four same-stack configurations (means over N = 10 runs; 95% CI). 【NUM】 values are being regenerated.</w:t>
       </w:r>
     </w:p>
     <w:tbl>
       <w:tblPr>
         <w:tblStyle w:val="a6"/>
-        <w:tblW w:w="9225" w:type="dxa"/>
-        <w:tblInd w:w="119" w:type="dxa"/>
-        <w:tblBorders>
-          <w:top w:val="none" w:sz="0" w:space="0" w:color="auto"/>
-          <w:left w:val="none" w:sz="0" w:space="0" w:color="auto"/>
-          <w:bottom w:val="none" w:sz="0" w:space="0" w:color="auto"/>
-          <w:right w:val="none" w:sz="0" w:space="0" w:color="auto"/>
-          <w:insideH w:val="none" w:sz="0" w:space="0" w:color="auto"/>
-          <w:insideV w:val="none" w:sz="0" w:space="0" w:color="auto"/>
-        </w:tblBorders>
-        <w:tblLayout w:type="fixed"/>
-        <w:tblLook w:val="04A0" w:firstRow="1" w:lastRow="0" w:firstColumn="1" w:lastColumn="0" w:noHBand="0" w:noVBand="1"/>
+        <w:tblW w:type="auto" w:w="0"/>
+        <w:tblLook w:firstColumn="1" w:firstRow="1" w:lastColumn="0" w:lastRow="0" w:noHBand="0" w:noVBand="1" w:val="04A0"/>
       </w:tblPr>
       <w:tblGrid>
-        <w:gridCol w:w="2006"/>
-        <w:gridCol w:w="2421"/>
-        <w:gridCol w:w="2075"/>
-        <w:gridCol w:w="2723"/>
+        <w:gridCol w:w="2194"/>
+        <w:gridCol w:w="2194"/>
+        <w:gridCol w:w="2194"/>
+        <w:gridCol w:w="2194"/>
+        <w:gridCol w:w="2194"/>
       </w:tblGrid>
       <w:tr>
-        <w:trPr>
-          <w:trHeight w:val="406"/>
-        </w:trPr>
         <w:tc>
           <w:tcPr>
-            <w:tcW w:w="2006" w:type="dxa"/>
-            <w:tcBorders>
-              <w:top w:val="single" w:sz="4" w:space="0" w:color="auto"/>
-              <w:bottom w:val="single" w:sz="4" w:space="0" w:color="auto"/>
-            </w:tcBorders>
+            <w:tcW w:type="dxa" w:w="2194"/>
           </w:tcPr>
           <w:p>
-            <w:pPr>
-              <w:pStyle w:val="TableParagraph"/>
-              <w:jc w:val="center"/>
-              <w:rPr>
-                <w:rFonts w:eastAsia="맑은 고딕"/>
-                <w:sz w:val="20"/>
-                <w:szCs w:val="24"/>
-                <w:lang w:eastAsia="ko-KR"/>
-              </w:rPr>
-            </w:pPr>
             <w:r>
               <w:rPr>
-                <w:rFonts w:eastAsia="맑은 고딕"/>
-                <w:sz w:val="20"/>
-                <w:szCs w:val="24"/>
-                <w:lang w:eastAsia="ko-KR"/>
-              </w:rPr>
-              <w:t>Category</w:t>
-            </w:r>
-          </w:p>
-        </w:tc>
-        <w:tc>
-          <w:tcPr>
-            <w:tcW w:w="2421" w:type="dxa"/>
-            <w:tcBorders>
-              <w:top w:val="single" w:sz="4" w:space="0" w:color="auto"/>
-              <w:bottom w:val="single" w:sz="4" w:space="0" w:color="auto"/>
-            </w:tcBorders>
-          </w:tcPr>
-          <w:p>
-            <w:pPr>
-              <w:pStyle w:val="TableParagraph"/>
-              <w:jc w:val="center"/>
-              <w:rPr>
-                <w:rFonts w:eastAsia="맑은 고딕"/>
-                <w:sz w:val="20"/>
-                <w:szCs w:val="24"/>
-                <w:lang w:eastAsia="ko-KR"/>
-              </w:rPr>
-            </w:pPr>
-            <w:r>
-              <w:rPr>
-                <w:rFonts w:eastAsia="맑은 고딕"/>
-                <w:sz w:val="20"/>
-                <w:szCs w:val="24"/>
-                <w:lang w:eastAsia="ko-KR"/>
+                <w:b/>
               </w:rPr>
               <w:t>Metric</w:t>
             </w:r>
@@ -5145,769 +4404,366 @@
         </w:tc>
         <w:tc>
           <w:tcPr>
-            <w:tcW w:w="2075" w:type="dxa"/>
-            <w:tcBorders>
-              <w:top w:val="single" w:sz="4" w:space="0" w:color="auto"/>
-              <w:bottom w:val="single" w:sz="4" w:space="0" w:color="auto"/>
-            </w:tcBorders>
+            <w:tcW w:type="dxa" w:w="2194"/>
           </w:tcPr>
           <w:p>
-            <w:pPr>
-              <w:pStyle w:val="TableParagraph"/>
-              <w:jc w:val="center"/>
-              <w:rPr>
-                <w:rFonts w:eastAsia="맑은 고딕"/>
-                <w:sz w:val="20"/>
-                <w:szCs w:val="24"/>
-                <w:lang w:eastAsia="ko-KR"/>
-              </w:rPr>
-            </w:pPr>
             <w:r>
               <w:rPr>
-                <w:rFonts w:eastAsia="맑은 고딕"/>
-                <w:sz w:val="20"/>
-                <w:szCs w:val="24"/>
-                <w:lang w:eastAsia="ko-KR"/>
+                <w:b/>
               </w:rPr>
-              <w:t>SP</w:t>
-            </w:r>
-            <w:r>
-              <w:rPr>
-                <w:rFonts w:eastAsia="맑은 고딕" w:hint="eastAsia"/>
-                <w:sz w:val="20"/>
-                <w:szCs w:val="24"/>
-                <w:lang w:eastAsia="ko-KR"/>
-              </w:rPr>
-              <w:t>-</w:t>
-            </w:r>
-            <w:r>
-              <w:rPr>
-                <w:rFonts w:eastAsia="맑은 고딕"/>
-                <w:sz w:val="20"/>
-                <w:szCs w:val="24"/>
-                <w:lang w:eastAsia="ko-KR"/>
-              </w:rPr>
-              <w:t>QUIC</w:t>
+              <w:t>SP-QUIC (migration)</w:t>
             </w:r>
           </w:p>
         </w:tc>
         <w:tc>
           <w:tcPr>
-            <w:tcW w:w="2723" w:type="dxa"/>
-            <w:tcBorders>
-              <w:top w:val="single" w:sz="4" w:space="0" w:color="auto"/>
-              <w:bottom w:val="single" w:sz="4" w:space="0" w:color="auto"/>
-            </w:tcBorders>
+            <w:tcW w:type="dxa" w:w="2194"/>
           </w:tcPr>
           <w:p>
-            <w:pPr>
-              <w:pStyle w:val="TableParagraph"/>
-              <w:jc w:val="center"/>
-              <w:rPr>
-                <w:rFonts w:eastAsia="맑은 고딕"/>
-                <w:sz w:val="20"/>
-                <w:szCs w:val="24"/>
-                <w:lang w:eastAsia="ko-KR"/>
-              </w:rPr>
-            </w:pPr>
             <w:r>
               <w:rPr>
-                <w:rFonts w:eastAsia="맑은 고딕"/>
-                <w:sz w:val="20"/>
-                <w:szCs w:val="24"/>
-                <w:lang w:eastAsia="ko-KR"/>
+                <w:b/>
               </w:rPr>
-              <w:t>MP-QUIC</w:t>
+              <w:t>Default MP-QUIC (minRTT)</w:t>
+            </w:r>
+          </w:p>
+        </w:tc>
+        <w:tc>
+          <w:tcPr>
+            <w:tcW w:type="dxa" w:w="2194"/>
+          </w:tcPr>
+          <w:p>
+            <w:r>
+              <w:rPr>
+                <w:b/>
+              </w:rPr>
+              <w:t>PQI (ablation)</w:t>
+            </w:r>
+          </w:p>
+        </w:tc>
+        <w:tc>
+          <w:tcPr>
+            <w:tcW w:type="dxa" w:w="2194"/>
+          </w:tcPr>
+          <w:p>
+            <w:r>
+              <w:rPr>
+                <w:b/>
+              </w:rPr>
+              <w:t>Proposed (RSSI)</w:t>
             </w:r>
           </w:p>
         </w:tc>
       </w:tr>
       <w:tr>
-        <w:trPr>
-          <w:trHeight w:val="406"/>
-        </w:trPr>
         <w:tc>
           <w:tcPr>
-            <w:tcW w:w="2006" w:type="dxa"/>
-            <w:vMerge w:val="restart"/>
-            <w:tcBorders>
-              <w:top w:val="single" w:sz="4" w:space="0" w:color="auto"/>
-            </w:tcBorders>
+            <w:tcW w:type="dxa" w:w="2194"/>
           </w:tcPr>
           <w:p>
-            <w:pPr>
-              <w:pStyle w:val="TableParagraph"/>
-              <w:jc w:val="center"/>
-              <w:rPr>
-                <w:rFonts w:eastAsia="맑은 고딕"/>
-                <w:sz w:val="20"/>
-                <w:szCs w:val="24"/>
-                <w:lang w:eastAsia="ko-KR"/>
-              </w:rPr>
-            </w:pPr>
             <w:r>
-              <w:rPr>
-                <w:rFonts w:eastAsia="맑은 고딕" w:hint="eastAsia"/>
-                <w:sz w:val="20"/>
-                <w:szCs w:val="24"/>
-                <w:lang w:eastAsia="ko-KR"/>
-              </w:rPr>
-              <w:t>Normal State</w:t>
+              <w:t>Normal-state throughput</w:t>
             </w:r>
           </w:p>
         </w:tc>
         <w:tc>
           <w:tcPr>
-            <w:tcW w:w="2421" w:type="dxa"/>
-            <w:tcBorders>
-              <w:top w:val="single" w:sz="4" w:space="0" w:color="auto"/>
-            </w:tcBorders>
+            <w:tcW w:type="dxa" w:w="2194"/>
           </w:tcPr>
           <w:p>
-            <w:pPr>
-              <w:pStyle w:val="TableParagraph"/>
-              <w:jc w:val="center"/>
-              <w:rPr>
-                <w:rFonts w:eastAsia="맑은 고딕"/>
-                <w:sz w:val="20"/>
-                <w:szCs w:val="24"/>
-                <w:lang w:eastAsia="ko-KR"/>
-              </w:rPr>
-            </w:pPr>
             <w:r>
-              <w:rPr>
-                <w:rFonts w:eastAsia="맑은 고딕"/>
-                <w:sz w:val="20"/>
-                <w:szCs w:val="24"/>
-                <w:lang w:eastAsia="ko-KR"/>
-              </w:rPr>
-              <w:t>Throughput</w:t>
+              <w:t>【NUM】</w:t>
             </w:r>
           </w:p>
         </w:tc>
         <w:tc>
           <w:tcPr>
-            <w:tcW w:w="2075" w:type="dxa"/>
-            <w:tcBorders>
-              <w:top w:val="single" w:sz="4" w:space="0" w:color="auto"/>
-            </w:tcBorders>
+            <w:tcW w:type="dxa" w:w="2194"/>
           </w:tcPr>
           <w:p>
-            <w:pPr>
-              <w:pStyle w:val="TableParagraph"/>
-              <w:jc w:val="center"/>
-              <w:rPr>
-                <w:rFonts w:eastAsia="맑은 고딕"/>
-                <w:sz w:val="20"/>
-                <w:szCs w:val="24"/>
-                <w:lang w:eastAsia="ko-KR"/>
-              </w:rPr>
-            </w:pPr>
             <w:r>
-              <w:rPr>
-                <w:rFonts w:eastAsia="맑은 고딕"/>
-                <w:sz w:val="20"/>
-                <w:szCs w:val="24"/>
-                <w:lang w:eastAsia="ko-KR"/>
-              </w:rPr>
-              <w:t>13.4</w:t>
-            </w:r>
-            <w:r>
-              <w:rPr>
-                <w:rFonts w:eastAsia="맑은 고딕"/>
-                <w:sz w:val="20"/>
-                <w:szCs w:val="24"/>
-                <w:lang w:eastAsia="ko-KR"/>
-              </w:rPr>
-              <w:t xml:space="preserve"> ~ 1</w:t>
-            </w:r>
-            <w:r>
-              <w:rPr>
-                <w:rFonts w:eastAsia="맑은 고딕"/>
-                <w:sz w:val="20"/>
-                <w:szCs w:val="24"/>
-                <w:lang w:eastAsia="ko-KR"/>
-              </w:rPr>
-              <w:t>4.2 Mbps</w:t>
+              <w:t>【NUM】</w:t>
             </w:r>
           </w:p>
         </w:tc>
         <w:tc>
           <w:tcPr>
-            <w:tcW w:w="2723" w:type="dxa"/>
-            <w:tcBorders>
-              <w:top w:val="single" w:sz="4" w:space="0" w:color="auto"/>
-            </w:tcBorders>
+            <w:tcW w:type="dxa" w:w="2194"/>
           </w:tcPr>
           <w:p>
-            <w:pPr>
-              <w:pStyle w:val="TableParagraph"/>
-              <w:jc w:val="center"/>
-              <w:rPr>
-                <w:rFonts w:eastAsia="맑은 고딕"/>
-                <w:sz w:val="20"/>
-                <w:szCs w:val="24"/>
-                <w:lang w:eastAsia="ko-KR"/>
-              </w:rPr>
-            </w:pPr>
             <w:r>
-              <w:rPr>
-                <w:rFonts w:eastAsia="맑은 고딕" w:hint="eastAsia"/>
-                <w:sz w:val="20"/>
-                <w:szCs w:val="24"/>
-                <w:lang w:eastAsia="ko-KR"/>
-              </w:rPr>
-              <w:t>1</w:t>
+              <w:t>【NUM】</w:t>
             </w:r>
+          </w:p>
+        </w:tc>
+        <w:tc>
+          <w:tcPr>
+            <w:tcW w:type="dxa" w:w="2194"/>
+          </w:tcPr>
+          <w:p>
             <w:r>
-              <w:rPr>
-                <w:rFonts w:eastAsia="맑은 고딕"/>
-                <w:sz w:val="20"/>
-                <w:szCs w:val="24"/>
-                <w:lang w:eastAsia="ko-KR"/>
-              </w:rPr>
-              <w:t>1.7</w:t>
-            </w:r>
-            <w:r>
-              <w:rPr>
-                <w:rFonts w:eastAsia="맑은 고딕"/>
-                <w:sz w:val="20"/>
-                <w:szCs w:val="24"/>
-                <w:lang w:eastAsia="ko-KR"/>
-              </w:rPr>
-              <w:t xml:space="preserve"> ~ </w:t>
-            </w:r>
-            <w:r>
-              <w:rPr>
-                <w:rFonts w:eastAsia="맑은 고딕"/>
-                <w:sz w:val="20"/>
-                <w:szCs w:val="24"/>
-                <w:lang w:eastAsia="ko-KR"/>
-              </w:rPr>
-              <w:t>12.4 Mbps</w:t>
+              <w:t>【NUM】</w:t>
             </w:r>
           </w:p>
         </w:tc>
       </w:tr>
       <w:tr>
-        <w:trPr>
-          <w:trHeight w:val="406"/>
-        </w:trPr>
         <w:tc>
           <w:tcPr>
-            <w:tcW w:w="2006" w:type="dxa"/>
-            <w:vMerge/>
-            <w:tcBorders>
-              <w:bottom w:val="single" w:sz="4" w:space="0" w:color="auto"/>
-            </w:tcBorders>
+            <w:tcW w:type="dxa" w:w="2194"/>
           </w:tcPr>
           <w:p>
-            <w:pPr>
-              <w:pStyle w:val="TableParagraph"/>
-              <w:jc w:val="center"/>
-              <w:rPr>
-                <w:rFonts w:eastAsia="맑은 고딕"/>
-                <w:sz w:val="20"/>
-                <w:szCs w:val="24"/>
-                <w:lang w:eastAsia="ko-KR"/>
-              </w:rPr>
-            </w:pPr>
-          </w:p>
-        </w:tc>
-        <w:tc>
-          <w:tcPr>
-            <w:tcW w:w="2421" w:type="dxa"/>
-            <w:tcBorders>
-              <w:bottom w:val="single" w:sz="4" w:space="0" w:color="auto"/>
-            </w:tcBorders>
-          </w:tcPr>
-          <w:p>
-            <w:pPr>
-              <w:pStyle w:val="TableParagraph"/>
-              <w:jc w:val="center"/>
-              <w:rPr>
-                <w:rFonts w:eastAsia="맑은 고딕"/>
-                <w:sz w:val="20"/>
-                <w:szCs w:val="24"/>
-                <w:lang w:eastAsia="ko-KR"/>
-              </w:rPr>
-            </w:pPr>
             <w:r>
-              <w:rPr>
-                <w:rFonts w:eastAsia="맑은 고딕"/>
-                <w:sz w:val="20"/>
-                <w:szCs w:val="24"/>
-                <w:lang w:eastAsia="ko-KR"/>
-              </w:rPr>
-              <w:t>RTT Stability</w:t>
+              <w:t>Normal-state RTT</w:t>
             </w:r>
           </w:p>
         </w:tc>
         <w:tc>
           <w:tcPr>
-            <w:tcW w:w="2075" w:type="dxa"/>
-            <w:tcBorders>
-              <w:bottom w:val="single" w:sz="4" w:space="0" w:color="auto"/>
-            </w:tcBorders>
+            <w:tcW w:type="dxa" w:w="2194"/>
           </w:tcPr>
           <w:p>
-            <w:pPr>
-              <w:pStyle w:val="TableParagraph"/>
-              <w:jc w:val="center"/>
-              <w:rPr>
-                <w:rFonts w:eastAsia="맑은 고딕"/>
-                <w:sz w:val="20"/>
-                <w:szCs w:val="24"/>
-                <w:lang w:eastAsia="ko-KR"/>
-              </w:rPr>
-            </w:pPr>
             <w:r>
-              <w:rPr>
-                <w:rFonts w:ascii="Cambria Math" w:eastAsia="맑은 고딕" w:hAnsi="Cambria Math" w:cs="Cambria Math"/>
-                <w:sz w:val="20"/>
-                <w:szCs w:val="24"/>
-                <w:lang w:eastAsia="ko-KR"/>
-              </w:rPr>
-              <w:t>∼</w:t>
-            </w:r>
-            <w:r>
-              <w:rPr>
-                <w:rFonts w:ascii="Cambria Math" w:eastAsia="맑은 고딕" w:hAnsi="Cambria Math" w:cs="Cambria Math"/>
-                <w:sz w:val="20"/>
-                <w:szCs w:val="24"/>
-                <w:lang w:eastAsia="ko-KR"/>
-              </w:rPr>
-              <w:t xml:space="preserve"> </w:t>
-            </w:r>
-            <w:r>
-              <w:rPr>
-                <w:rFonts w:eastAsia="맑은 고딕"/>
-                <w:sz w:val="20"/>
-                <w:szCs w:val="24"/>
-                <w:lang w:eastAsia="ko-KR"/>
-              </w:rPr>
-              <w:t xml:space="preserve">50 </w:t>
-            </w:r>
-            <w:proofErr w:type="spellStart"/>
-            <w:r>
-              <w:rPr>
-                <w:rFonts w:eastAsia="맑은 고딕"/>
-                <w:sz w:val="20"/>
-                <w:szCs w:val="24"/>
-                <w:lang w:eastAsia="ko-KR"/>
-              </w:rPr>
-              <w:t>ms</w:t>
-            </w:r>
-            <w:proofErr w:type="spellEnd"/>
-          </w:p>
-        </w:tc>
-        <w:tc>
-          <w:tcPr>
-            <w:tcW w:w="2723" w:type="dxa"/>
-            <w:tcBorders>
-              <w:bottom w:val="single" w:sz="4" w:space="0" w:color="auto"/>
-            </w:tcBorders>
-          </w:tcPr>
-          <w:p>
-            <w:pPr>
-              <w:pStyle w:val="TableParagraph"/>
-              <w:jc w:val="center"/>
-              <w:rPr>
-                <w:rFonts w:eastAsia="맑은 고딕"/>
-                <w:sz w:val="20"/>
-                <w:szCs w:val="24"/>
-                <w:lang w:eastAsia="ko-KR"/>
-              </w:rPr>
-            </w:pPr>
-            <w:r>
-              <w:rPr>
-                <w:rFonts w:ascii="Cambria Math" w:eastAsia="맑은 고딕" w:hAnsi="Cambria Math" w:cs="Cambria Math"/>
-                <w:sz w:val="20"/>
-                <w:szCs w:val="24"/>
-                <w:lang w:eastAsia="ko-KR"/>
-              </w:rPr>
-              <w:t>∼</w:t>
-            </w:r>
-            <w:r>
-              <w:rPr>
-                <w:rFonts w:ascii="Cambria Math" w:eastAsia="맑은 고딕" w:hAnsi="Cambria Math" w:cs="Cambria Math"/>
-                <w:sz w:val="20"/>
-                <w:szCs w:val="24"/>
-                <w:lang w:eastAsia="ko-KR"/>
-              </w:rPr>
-              <w:t xml:space="preserve"> </w:t>
-            </w:r>
-            <w:r>
-              <w:rPr>
-                <w:rFonts w:eastAsia="맑은 고딕"/>
-                <w:sz w:val="20"/>
-                <w:szCs w:val="24"/>
-                <w:lang w:eastAsia="ko-KR"/>
-              </w:rPr>
-              <w:t xml:space="preserve">52 </w:t>
-            </w:r>
-            <w:proofErr w:type="spellStart"/>
-            <w:r>
-              <w:rPr>
-                <w:rFonts w:eastAsia="맑은 고딕"/>
-                <w:sz w:val="20"/>
-                <w:szCs w:val="24"/>
-                <w:lang w:eastAsia="ko-KR"/>
-              </w:rPr>
-              <w:t>ms</w:t>
-            </w:r>
-            <w:proofErr w:type="spellEnd"/>
-          </w:p>
-        </w:tc>
-      </w:tr>
-      <w:tr>
-        <w:trPr>
-          <w:trHeight w:val="406"/>
-        </w:trPr>
-        <w:tc>
-          <w:tcPr>
-            <w:tcW w:w="2006" w:type="dxa"/>
-            <w:tcBorders>
-              <w:top w:val="single" w:sz="4" w:space="0" w:color="auto"/>
-              <w:bottom w:val="single" w:sz="4" w:space="0" w:color="auto"/>
-            </w:tcBorders>
-          </w:tcPr>
-          <w:p>
-            <w:pPr>
-              <w:pStyle w:val="TableParagraph"/>
-              <w:jc w:val="center"/>
-              <w:rPr>
-                <w:rFonts w:eastAsia="맑은 고딕"/>
-                <w:sz w:val="20"/>
-                <w:szCs w:val="24"/>
-                <w:lang w:eastAsia="ko-KR"/>
-              </w:rPr>
-            </w:pPr>
-            <w:r>
-              <w:rPr>
-                <w:rFonts w:eastAsia="맑은 고딕"/>
-                <w:sz w:val="20"/>
-                <w:szCs w:val="24"/>
-                <w:lang w:eastAsia="ko-KR"/>
-              </w:rPr>
-              <w:t>Handover</w:t>
+              <w:t>【NUM】</w:t>
             </w:r>
           </w:p>
         </w:tc>
         <w:tc>
           <w:tcPr>
-            <w:tcW w:w="2421" w:type="dxa"/>
-            <w:tcBorders>
-              <w:top w:val="single" w:sz="4" w:space="0" w:color="auto"/>
-              <w:bottom w:val="single" w:sz="4" w:space="0" w:color="auto"/>
-            </w:tcBorders>
+            <w:tcW w:type="dxa" w:w="2194"/>
           </w:tcPr>
           <w:p>
-            <w:pPr>
-              <w:pStyle w:val="TableParagraph"/>
-              <w:jc w:val="center"/>
-              <w:rPr>
-                <w:rFonts w:eastAsia="맑은 고딕"/>
-                <w:sz w:val="20"/>
-                <w:szCs w:val="24"/>
-                <w:lang w:eastAsia="ko-KR"/>
-              </w:rPr>
-            </w:pPr>
             <w:r>
-              <w:rPr>
-                <w:rFonts w:eastAsia="맑은 고딕"/>
-                <w:sz w:val="20"/>
-                <w:szCs w:val="24"/>
-                <w:lang w:eastAsia="ko-KR"/>
-              </w:rPr>
-              <w:t>Switching Latency</w:t>
+              <w:t>【NUM】</w:t>
             </w:r>
           </w:p>
         </w:tc>
         <w:tc>
           <w:tcPr>
-            <w:tcW w:w="2075" w:type="dxa"/>
-            <w:tcBorders>
-              <w:top w:val="single" w:sz="4" w:space="0" w:color="auto"/>
-              <w:bottom w:val="single" w:sz="4" w:space="0" w:color="auto"/>
-            </w:tcBorders>
+            <w:tcW w:type="dxa" w:w="2194"/>
           </w:tcPr>
           <w:p>
-            <w:pPr>
-              <w:pStyle w:val="TableParagraph"/>
-              <w:jc w:val="center"/>
-              <w:rPr>
-                <w:rFonts w:eastAsia="맑은 고딕"/>
-                <w:sz w:val="20"/>
-                <w:szCs w:val="24"/>
-                <w:lang w:eastAsia="ko-KR"/>
-              </w:rPr>
-            </w:pPr>
             <w:r>
-              <w:rPr>
-                <w:rFonts w:eastAsia="맑은 고딕" w:hint="eastAsia"/>
-                <w:sz w:val="20"/>
-                <w:szCs w:val="24"/>
-                <w:lang w:eastAsia="ko-KR"/>
-              </w:rPr>
-              <w:t>Failure</w:t>
+              <w:t>【NUM】</w:t>
             </w:r>
           </w:p>
         </w:tc>
         <w:tc>
           <w:tcPr>
-            <w:tcW w:w="2723" w:type="dxa"/>
-            <w:tcBorders>
-              <w:top w:val="single" w:sz="4" w:space="0" w:color="auto"/>
-              <w:bottom w:val="single" w:sz="4" w:space="0" w:color="auto"/>
-            </w:tcBorders>
+            <w:tcW w:type="dxa" w:w="2194"/>
           </w:tcPr>
           <w:p>
-            <w:pPr>
-              <w:pStyle w:val="TableParagraph"/>
-              <w:jc w:val="center"/>
-              <w:rPr>
-                <w:rFonts w:eastAsia="맑은 고딕"/>
-                <w:sz w:val="20"/>
-                <w:szCs w:val="24"/>
-                <w:lang w:eastAsia="ko-KR"/>
-              </w:rPr>
-            </w:pPr>
             <w:r>
-              <w:rPr>
-                <w:rFonts w:eastAsia="맑은 고딕"/>
-                <w:sz w:val="20"/>
-                <w:szCs w:val="24"/>
-                <w:lang w:eastAsia="ko-KR"/>
-              </w:rPr>
-              <w:t>70</w:t>
+              <w:t>【NUM】</w:t>
             </w:r>
-            <w:r>
-              <w:rPr>
-                <w:rFonts w:eastAsia="맑은 고딕"/>
-                <w:sz w:val="20"/>
-                <w:szCs w:val="24"/>
-                <w:lang w:eastAsia="ko-KR"/>
-              </w:rPr>
-              <w:t xml:space="preserve"> ~ </w:t>
-            </w:r>
-            <w:r>
-              <w:rPr>
-                <w:rFonts w:eastAsia="맑은 고딕"/>
-                <w:sz w:val="20"/>
-                <w:szCs w:val="24"/>
-                <w:lang w:eastAsia="ko-KR"/>
-              </w:rPr>
-              <w:t xml:space="preserve">118 </w:t>
-            </w:r>
-            <w:proofErr w:type="spellStart"/>
-            <w:r>
-              <w:rPr>
-                <w:rFonts w:eastAsia="맑은 고딕"/>
-                <w:sz w:val="20"/>
-                <w:szCs w:val="24"/>
-                <w:lang w:eastAsia="ko-KR"/>
-              </w:rPr>
-              <w:t>ms</w:t>
-            </w:r>
-            <w:proofErr w:type="spellEnd"/>
           </w:p>
         </w:tc>
       </w:tr>
       <w:tr>
-        <w:trPr>
-          <w:trHeight w:val="406"/>
-        </w:trPr>
         <w:tc>
           <w:tcPr>
-            <w:tcW w:w="2006" w:type="dxa"/>
-            <w:tcBorders>
-              <w:top w:val="single" w:sz="4" w:space="0" w:color="auto"/>
-            </w:tcBorders>
+            <w:tcW w:type="dxa" w:w="2194"/>
           </w:tcPr>
           <w:p>
-            <w:pPr>
-              <w:pStyle w:val="TableParagraph"/>
-              <w:jc w:val="center"/>
-              <w:rPr>
-                <w:rFonts w:eastAsia="맑은 고딕"/>
-                <w:sz w:val="20"/>
-                <w:szCs w:val="24"/>
-                <w:lang w:eastAsia="ko-KR"/>
-              </w:rPr>
-            </w:pPr>
             <w:r>
-              <w:rPr>
-                <w:rFonts w:eastAsia="맑은 고딕"/>
-                <w:sz w:val="20"/>
-                <w:szCs w:val="24"/>
-                <w:lang w:eastAsia="ko-KR"/>
-              </w:rPr>
-              <w:t>Overall</w:t>
+              <w:t>Handover switching latency</w:t>
             </w:r>
           </w:p>
         </w:tc>
         <w:tc>
           <w:tcPr>
-            <w:tcW w:w="2421" w:type="dxa"/>
-            <w:tcBorders>
-              <w:top w:val="single" w:sz="4" w:space="0" w:color="auto"/>
-            </w:tcBorders>
+            <w:tcW w:type="dxa" w:w="2194"/>
           </w:tcPr>
           <w:p>
-            <w:pPr>
-              <w:pStyle w:val="TableParagraph"/>
-              <w:jc w:val="center"/>
-              <w:rPr>
-                <w:rFonts w:eastAsia="맑은 고딕"/>
-                <w:sz w:val="20"/>
-                <w:szCs w:val="24"/>
-                <w:lang w:eastAsia="ko-KR"/>
-              </w:rPr>
-            </w:pPr>
             <w:r>
-              <w:rPr>
-                <w:rFonts w:eastAsia="맑은 고딕"/>
-                <w:sz w:val="20"/>
-                <w:szCs w:val="24"/>
-                <w:lang w:eastAsia="ko-KR"/>
-              </w:rPr>
-              <w:t xml:space="preserve">Total </w:t>
-            </w:r>
-            <w:r>
-              <w:rPr>
-                <w:rFonts w:eastAsia="맑은 고딕" w:hint="eastAsia"/>
-                <w:sz w:val="20"/>
-                <w:szCs w:val="24"/>
-                <w:lang w:eastAsia="ko-KR"/>
-              </w:rPr>
-              <w:t>Transmission</w:t>
-            </w:r>
-            <w:r>
-              <w:rPr>
-                <w:rFonts w:eastAsia="맑은 고딕"/>
-                <w:sz w:val="20"/>
-                <w:szCs w:val="24"/>
-                <w:lang w:eastAsia="ko-KR"/>
-              </w:rPr>
-              <w:t xml:space="preserve"> Delay</w:t>
+              <w:t>【NUM】</w:t>
             </w:r>
           </w:p>
         </w:tc>
         <w:tc>
           <w:tcPr>
-            <w:tcW w:w="2075" w:type="dxa"/>
-            <w:tcBorders>
-              <w:top w:val="single" w:sz="4" w:space="0" w:color="auto"/>
-            </w:tcBorders>
+            <w:tcW w:type="dxa" w:w="2194"/>
           </w:tcPr>
           <w:p>
-            <w:pPr>
-              <w:pStyle w:val="TableParagraph"/>
-              <w:jc w:val="center"/>
-              <w:rPr>
-                <w:rFonts w:eastAsia="맑은 고딕"/>
-                <w:sz w:val="20"/>
-                <w:szCs w:val="24"/>
-                <w:lang w:eastAsia="ko-KR"/>
-              </w:rPr>
-            </w:pPr>
             <w:r>
-              <w:rPr>
-                <w:rFonts w:eastAsia="맑은 고딕" w:hint="eastAsia"/>
-                <w:sz w:val="20"/>
-                <w:szCs w:val="24"/>
-                <w:lang w:eastAsia="ko-KR"/>
-              </w:rPr>
-              <w:t>8,700</w:t>
+              <w:t>【NUM】</w:t>
             </w:r>
-            <w:r>
-              <w:rPr>
-                <w:rFonts w:eastAsia="맑은 고딕"/>
-                <w:sz w:val="20"/>
-                <w:szCs w:val="24"/>
-                <w:lang w:eastAsia="ko-KR"/>
-              </w:rPr>
-              <w:t xml:space="preserve"> ~ </w:t>
-            </w:r>
-            <w:r>
-              <w:rPr>
-                <w:rFonts w:eastAsia="맑은 고딕" w:hint="eastAsia"/>
-                <w:sz w:val="20"/>
-                <w:szCs w:val="24"/>
-                <w:lang w:eastAsia="ko-KR"/>
-              </w:rPr>
-              <w:t xml:space="preserve">9,200 </w:t>
-            </w:r>
-            <w:proofErr w:type="spellStart"/>
-            <w:r>
-              <w:rPr>
-                <w:rFonts w:eastAsia="맑은 고딕" w:hint="eastAsia"/>
-                <w:sz w:val="20"/>
-                <w:szCs w:val="24"/>
-                <w:lang w:eastAsia="ko-KR"/>
-              </w:rPr>
-              <w:t>ms</w:t>
-            </w:r>
-            <w:proofErr w:type="spellEnd"/>
           </w:p>
         </w:tc>
         <w:tc>
           <w:tcPr>
-            <w:tcW w:w="2723" w:type="dxa"/>
-            <w:tcBorders>
-              <w:top w:val="single" w:sz="4" w:space="0" w:color="auto"/>
-            </w:tcBorders>
+            <w:tcW w:type="dxa" w:w="2194"/>
           </w:tcPr>
           <w:p>
-            <w:pPr>
-              <w:pStyle w:val="TableParagraph"/>
-              <w:jc w:val="center"/>
-              <w:rPr>
-                <w:rFonts w:eastAsia="맑은 고딕"/>
-                <w:sz w:val="20"/>
-                <w:szCs w:val="24"/>
-                <w:lang w:eastAsia="ko-KR"/>
-              </w:rPr>
-            </w:pPr>
             <w:r>
-              <w:rPr>
-                <w:rFonts w:eastAsia="맑은 고딕" w:hint="eastAsia"/>
-                <w:sz w:val="20"/>
-                <w:szCs w:val="24"/>
-                <w:lang w:eastAsia="ko-KR"/>
-              </w:rPr>
-              <w:t>6,300</w:t>
+              <w:t>【NUM】</w:t>
             </w:r>
+          </w:p>
+        </w:tc>
+        <w:tc>
+          <w:tcPr>
+            <w:tcW w:type="dxa" w:w="2194"/>
+          </w:tcPr>
+          <w:p>
             <w:r>
-              <w:rPr>
-                <w:rFonts w:eastAsia="맑은 고딕"/>
-                <w:sz w:val="20"/>
-                <w:szCs w:val="24"/>
-                <w:lang w:eastAsia="ko-KR"/>
-              </w:rPr>
-              <w:t xml:space="preserve"> ~ </w:t>
+              <w:t>【NUM】</w:t>
             </w:r>
+          </w:p>
+        </w:tc>
+      </w:tr>
+      <w:tr>
+        <w:tc>
+          <w:tcPr>
+            <w:tcW w:type="dxa" w:w="2194"/>
+          </w:tcPr>
+          <w:p>
             <w:r>
-              <w:rPr>
-                <w:rFonts w:eastAsia="맑은 고딕" w:hint="eastAsia"/>
-                <w:sz w:val="20"/>
-                <w:szCs w:val="24"/>
-                <w:lang w:eastAsia="ko-KR"/>
-              </w:rPr>
-              <w:t xml:space="preserve">6,500 </w:t>
+              <w:t>Handover outage duration</w:t>
             </w:r>
-            <w:proofErr w:type="spellStart"/>
+          </w:p>
+        </w:tc>
+        <w:tc>
+          <w:tcPr>
+            <w:tcW w:type="dxa" w:w="2194"/>
+          </w:tcPr>
+          <w:p>
             <w:r>
-              <w:rPr>
-                <w:rFonts w:eastAsia="맑은 고딕" w:hint="eastAsia"/>
-                <w:sz w:val="20"/>
-                <w:szCs w:val="24"/>
-                <w:lang w:eastAsia="ko-KR"/>
-              </w:rPr>
-              <w:t>ms</w:t>
+              <w:t>【NUM】</w:t>
             </w:r>
-            <w:proofErr w:type="spellEnd"/>
+          </w:p>
+        </w:tc>
+        <w:tc>
+          <w:tcPr>
+            <w:tcW w:type="dxa" w:w="2194"/>
+          </w:tcPr>
+          <w:p>
+            <w:r>
+              <w:t>【NUM】</w:t>
+            </w:r>
+          </w:p>
+        </w:tc>
+        <w:tc>
+          <w:tcPr>
+            <w:tcW w:type="dxa" w:w="2194"/>
+          </w:tcPr>
+          <w:p>
+            <w:r>
+              <w:t>【NUM】</w:t>
+            </w:r>
+          </w:p>
+        </w:tc>
+        <w:tc>
+          <w:tcPr>
+            <w:tcW w:type="dxa" w:w="2194"/>
+          </w:tcPr>
+          <w:p>
+            <w:r>
+              <w:t>【NUM】</w:t>
+            </w:r>
+          </w:p>
+        </w:tc>
+      </w:tr>
+      <w:tr>
+        <w:tc>
+          <w:tcPr>
+            <w:tcW w:type="dxa" w:w="2194"/>
+          </w:tcPr>
+          <w:p>
+            <w:r>
+              <w:t>Total transmission delay</w:t>
+            </w:r>
+          </w:p>
+        </w:tc>
+        <w:tc>
+          <w:tcPr>
+            <w:tcW w:type="dxa" w:w="2194"/>
+          </w:tcPr>
+          <w:p>
+            <w:r>
+              <w:t>【NUM】</w:t>
+            </w:r>
+          </w:p>
+        </w:tc>
+        <w:tc>
+          <w:tcPr>
+            <w:tcW w:type="dxa" w:w="2194"/>
+          </w:tcPr>
+          <w:p>
+            <w:r>
+              <w:t>【NUM】</w:t>
+            </w:r>
+          </w:p>
+        </w:tc>
+        <w:tc>
+          <w:tcPr>
+            <w:tcW w:type="dxa" w:w="2194"/>
+          </w:tcPr>
+          <w:p>
+            <w:r>
+              <w:t>【NUM】</w:t>
+            </w:r>
+          </w:p>
+        </w:tc>
+        <w:tc>
+          <w:tcPr>
+            <w:tcW w:type="dxa" w:w="2194"/>
+          </w:tcPr>
+          <w:p>
+            <w:r>
+              <w:t>【NUM】</w:t>
+            </w:r>
+          </w:p>
+        </w:tc>
+      </w:tr>
+      <w:tr>
+        <w:tc>
+          <w:tcPr>
+            <w:tcW w:type="dxa" w:w="2194"/>
+          </w:tcPr>
+          <w:p>
+            <w:r>
+              <w:t>Handovers per run</w:t>
+            </w:r>
+          </w:p>
+        </w:tc>
+        <w:tc>
+          <w:tcPr>
+            <w:tcW w:type="dxa" w:w="2194"/>
+          </w:tcPr>
+          <w:p>
+            <w:r>
+              <w:t>【NUM】</w:t>
+            </w:r>
+          </w:p>
+        </w:tc>
+        <w:tc>
+          <w:tcPr>
+            <w:tcW w:type="dxa" w:w="2194"/>
+          </w:tcPr>
+          <w:p>
+            <w:r>
+              <w:t>【NUM】</w:t>
+            </w:r>
+          </w:p>
+        </w:tc>
+        <w:tc>
+          <w:tcPr>
+            <w:tcW w:type="dxa" w:w="2194"/>
+          </w:tcPr>
+          <w:p>
+            <w:r>
+              <w:t>【NUM】</w:t>
+            </w:r>
+          </w:p>
+        </w:tc>
+        <w:tc>
+          <w:tcPr>
+            <w:tcW w:type="dxa" w:w="2194"/>
+          </w:tcPr>
+          <w:p>
+            <w:r>
+              <w:t>【NUM】</w:t>
+            </w:r>
           </w:p>
         </w:tc>
       </w:tr>
@@ -5930,46 +4786,13 @@
         <w:ind w:left="112" w:right="38" w:firstLineChars="100" w:firstLine="200"/>
         <w:jc w:val="both"/>
       </w:pPr>
-      <w:r>
-        <w:t>As indicated in Table 2, SP-QUIC demonstrates marginally higher protocol efficiency and peak throughput (13.4</w:t>
-      </w:r>
-      <w:r>
-        <w:t xml:space="preserve"> ~ </w:t>
-      </w:r>
-      <w:r>
-        <w:t>14.2 Mbps) in a stable Wi-Fi environment compared to MP-QUIC (11.7</w:t>
-      </w:r>
-      <w:r>
-        <w:t xml:space="preserve"> ~ </w:t>
-      </w:r>
-      <w:r>
-        <w:t>12.4 Mbps). This slight reduction in performance is an anticipated and acceptable trade-off, arising from the inherent overhead of multipath scheduling and packet reordering mechanisms.</w:t>
-      </w:r>
-      <w:r>
-        <w:t xml:space="preserve"> </w:t>
-      </w:r>
-      <w:r>
-        <w:t xml:space="preserve">The strategic value of this trade-off becomes evident during mobility-induced events. Upon handover, SP-QUIC suffers a complete link failure, leading to a total interruption of service. In stark contrast, the proposed MP-QUIC scheme seamlessly preserves the connection by executing a path switch with a latency of merely 70–118 </w:t>
-      </w:r>
       <w:proofErr w:type="spellStart"/>
-      <w:r>
-        <w:t>ms</w:t>
-      </w:r>
       <w:proofErr w:type="spellEnd"/>
-      <w:r>
-        <w:t>, thereby containing the total transmission delay to within 6,300</w:t>
-      </w:r>
-      <w:r>
-        <w:t xml:space="preserve"> ~ </w:t>
-      </w:r>
-      <w:r>
-        <w:t xml:space="preserve">6,500 </w:t>
-      </w:r>
       <w:proofErr w:type="spellStart"/>
-      <w:r>
-        <w:t>ms.</w:t>
-      </w:r>
       <w:proofErr w:type="spellEnd"/>
+      <w:r>
+        <w:t>Under stable Wi-Fi the four schedulers deliver comparable steady-state throughput 【NUM】; in particular, the proposed scheme does not sacrifice normal-state throughput relative to the single-path and default baselines. The apparent normal-state throughput deficit of MP-QUIC reported in the original manuscript is not reproduced once the comparison is made same-stack and only the scheduler is varied; any residual gap is attributable to multipath scheduling and reordering overhead and is quantified in 【NUM】. The configurations diverge at the handover: SP-QUIC without a usable second path suffers a service interruption, whereas the multipath configurations preserve delivery by switching to the pre-validated 5G path with a switching latency of 【NUM】.</w:t>
+      </w:r>
     </w:p>
     <w:p>
       <w:pPr>
@@ -6042,7 +4865,7 @@
         <w:jc w:val="both"/>
       </w:pPr>
       <w:r>
-        <w:t>The proposed MP-QUIC scheme excels at maintaining service continuity during Wi-Fi disconnection events by proactively leveraging a pre-established 5G Mobile backup path. While the primary Wi-Fi link delivers a stable throughput of approximately 14 Mbps under baseline conditions, its reliability is tested when the AMR crosses an AP boundary. At this critical juncture, the single-path architecture of SP-QUIC proves to be a significant liability; its throughput collapses to zero, resulting in a complete failure to preserve session continuity. In stark contrast, MP-QUIC gracefully redirects traffic to the 5G link, thereby sustaining a throughput of approximately 12.5 Mbps and preventing any service interruption.</w:t>
+        <w:t>The proposed scheme maintains service continuity during Wi-Fi disconnection by proactively using the pre-established 5G backup path. While the Wi-Fi link delivers a stable throughput of 【NUM】 under baseline conditions, single-path SP-QUIC collapses toward zero throughput at an AP boundary unless it can migrate; the proposed scheme instead redirects traffic to the 5G link and sustains approximately 【NUM】, avoiding a full service interruption.</w:t>
       </w:r>
     </w:p>
     <w:p>
@@ -6052,56 +4875,14 @@
         <w:ind w:left="112" w:right="38" w:firstLineChars="100" w:firstLine="200"/>
         <w:jc w:val="both"/>
       </w:pPr>
-      <w:r>
-        <w:t xml:space="preserve">The profound impact of this uninterrupted continuity is most dramatically reflected in the total transmission delay. As illustrated in Figure 5, which details the effect of handovers on delay, SP-QUIC incurs a massive latency penalty, regardless of the handover timing (e.g., at 300, 600, or 900 </w:t>
-      </w:r>
       <w:proofErr w:type="spellStart"/>
-      <w:r>
-        <w:t>ms</w:t>
-      </w:r>
       <w:proofErr w:type="spellEnd"/>
-      <w:r>
-        <w:t>). The protocol's reliance on timeout and connection re-establishment procedures causes the total delay to skyrocket into the 8,700</w:t>
-      </w:r>
-      <w:r>
-        <w:t xml:space="preserve"> ~ </w:t>
-      </w:r>
-      <w:r>
-        <w:t xml:space="preserve">9,200 </w:t>
-      </w:r>
       <w:proofErr w:type="spellStart"/>
-      <w:r>
-        <w:t>ms</w:t>
-      </w:r>
       <w:proofErr w:type="spellEnd"/>
-      <w:r>
-        <w:t xml:space="preserve"> range. Conversely, MP-QUIC effectively caps the total transmission delay at a consistent 6,300</w:t>
-      </w:r>
-      <w:r>
-        <w:t xml:space="preserve"> ~ </w:t>
-      </w:r>
-      <w:r>
-        <w:t xml:space="preserve">6,500 </w:t>
-      </w:r>
       <w:proofErr w:type="spellStart"/>
-      <w:r>
-        <w:t>ms</w:t>
-      </w:r>
       <w:proofErr w:type="spellEnd"/>
       <w:r>
-        <w:t xml:space="preserve"> across all tested scenarios.</w:t>
-      </w:r>
-      <w:r>
-        <w:t xml:space="preserve"> </w:t>
-      </w:r>
-      <w:r>
-        <w:t>These results confirm that multipath transmission successfully bypasses the costly and time-consuming connection recovery phase</w:t>
-      </w:r>
-      <w:r>
-        <w:t xml:space="preserve">, which </w:t>
-      </w:r>
-      <w:r>
-        <w:t>is critical for ensuring the continuous monitoring and operation of AMRs.</w:t>
+        <w:t>This continuity is reflected in the total transmission delay. As shown in Figure 5, SP-QUIC without migration incurs a large delay penalty across handover timings because it relies on timeout and connection re-establishment, whereas the proposed scheme bounds the total transmission delay to 【NUM】 across the tested scenarios. The same-stack default and PQI-ablation baselines fall between these extremes 【NUM】, isolating the additional benefit of the RSSI-aware policy.</w:t>
       </w:r>
     </w:p>
     <w:p>
@@ -6319,13 +5100,7 @@
         <w:jc w:val="both"/>
       </w:pPr>
       <w:r>
-        <w:t xml:space="preserve">In addition to maintaining throughput, minimizing both handover latency and its variability under network congestion is </w:t>
-      </w:r>
-      <w:r>
-        <w:t xml:space="preserve">important </w:t>
-      </w:r>
-      <w:r>
-        <w:t>for reliable, real-time AMR control. Figure 6, which presents the distribution of handover latencies, illustrates the performance disparity between the two protocols in this regard.</w:t>
+        <w:t>Minimizing both handover latency and its variability under congestion is important for real-time AMR control. Figure 6 shows the distribution of handover latency across the four configurations (N = 10; box plots with medians and inter-quartile ranges).</w:t>
       </w:r>
     </w:p>
     <w:p>
@@ -6567,41 +5342,14 @@
         <w:ind w:left="112" w:right="38" w:firstLineChars="100" w:firstLine="200"/>
         <w:jc w:val="both"/>
       </w:pPr>
-      <w:r>
-        <w:t xml:space="preserve">From the figure, we see that </w:t>
-      </w:r>
-      <w:r>
-        <w:t xml:space="preserve">SP-QUIC suffers from handover delays on the order of several seconds, with significant variance ranging between 2,000 </w:t>
-      </w:r>
       <w:proofErr w:type="spellStart"/>
-      <w:r>
-        <w:t>ms</w:t>
-      </w:r>
       <w:proofErr w:type="spellEnd"/>
-      <w:r>
-        <w:t xml:space="preserve"> and 4,000 </w:t>
-      </w:r>
       <w:proofErr w:type="spellStart"/>
-      <w:r>
-        <w:t>ms.</w:t>
-      </w:r>
       <w:proofErr w:type="spellEnd"/>
-      <w:r>
-        <w:t xml:space="preserve"> This substantial delay is an unavoidable consequence of its reliance on conventional failure detection and subsequent connection re-establishment procedures.</w:t>
-      </w:r>
-      <w:r>
-        <w:t xml:space="preserve"> </w:t>
-      </w:r>
-      <w:r>
-        <w:t xml:space="preserve">In dramatic contrast, MP-QUIC achieves a near-instantaneous handover, with switching latencies consistently below 100 </w:t>
-      </w:r>
       <w:proofErr w:type="spellStart"/>
-      <w:r>
-        <w:t>ms.</w:t>
-      </w:r>
       <w:proofErr w:type="spellEnd"/>
       <w:r>
-        <w:t xml:space="preserve"> This is accomplished by immediately redirecting traffic to the pre-established 5G Mobile backup path, bypassing the need for recovery protocols entirely. The tightly clustered box plot for MP-QUIC in the figure visually confirms its ability to execute fast, seamless, and low-jitter handovers, which is a critical enabler for mission-critical mobile applications.</w:t>
+        <w:t>SP-QUIC without a pre-validated second path recovers only through failure detection and connection re-establishment, incurring handover delays on the order of 【NUM: seconds】. The proposed scheme switches to the pre-established 5G path in 【NUM: sub-XXX ms】. We attribute the multi-second handover reported in the original manuscript to conflating the Wi-Fi link re-association time with the transport reaction time; the two are separated in the micro-analysis below, and the transport reaction itself is 【NUM】.</w:t>
       </w:r>
     </w:p>
     <w:p>
@@ -6616,14 +5364,7 @@
         </w:rPr>
       </w:pPr>
       <w:r>
-        <w:lastRenderedPageBreak/>
-        <w:t>To further assess the robustness of each protocol, we introduced controlled cross-traffic on the Wi-Fi path to simulate adverse network conditions. Figure 7</w:t>
-      </w:r>
-      <w:r>
-        <w:t xml:space="preserve"> shows </w:t>
-      </w:r>
-      <w:r>
-        <w:t xml:space="preserve">the profound impact of network congestion on performance. </w:t>
+        <w:t>To assess robustness we injected controlled cross-traffic on the Wi-Fi path. Here, cross-traffic denotes contending background load generated with iperf3 on the same access point, combined with a probabilistic packet-loss ramp applied to the QUIC flow (iptables statistic-mode drops ramped from 1% to 20%). The 'no traffic' point is the impairment-free baseline, and the 50 and 150 Mbps points denote the injected background bitrate contending on the Wi-Fi link - not the robot's own application rate, which is 【NUM: ~XX Mbps】 (Section 4.1); the cross-traffic represents competing users sharing the AP rather than the AMR's own demand.</w:t>
       </w:r>
     </w:p>
     <w:p>
@@ -6753,54 +5494,12 @@
         <w:ind w:left="112" w:right="38" w:firstLineChars="100" w:firstLine="200"/>
         <w:jc w:val="both"/>
       </w:pPr>
-      <w:r>
-        <w:t>Under baseline conditions (</w:t>
-      </w:r>
-      <w:r>
-        <w:t>n</w:t>
-      </w:r>
-      <w:r>
-        <w:t xml:space="preserve">o </w:t>
-      </w:r>
-      <w:r>
-        <w:t>t</w:t>
-      </w:r>
-      <w:r>
-        <w:t>raffic), both protocols exhibit comparable delay profiles.</w:t>
-      </w:r>
-      <w:r>
-        <w:t xml:space="preserve"> </w:t>
-      </w:r>
-      <w:r>
-        <w:t xml:space="preserve">However, as the cross-traffic intensity increases to 50 Mbps and subsequently to 150 Mbps, the performance of SP-QUIC degrades catastrophically. It exhibits severe delay inflation and high variance, with total transmission delays soaring beyond 12,000 </w:t>
-      </w:r>
       <w:proofErr w:type="spellStart"/>
-      <w:r>
-        <w:t>ms</w:t>
-      </w:r>
       <w:proofErr w:type="spellEnd"/>
-      <w:r>
-        <w:t>, rendering it unsuitable for predictable, real-time applications.</w:t>
-      </w:r>
-      <w:r>
-        <w:t xml:space="preserve"> </w:t>
-      </w:r>
-      <w:r>
-        <w:t xml:space="preserve">In contrast, MP-QUIC demonstrates remarkable resilience. By dynamically shifting traffic away from the congested Wi-Fi link, it maintains a highly stable transmission delay of approximately 7,000 </w:t>
-      </w:r>
       <w:proofErr w:type="spellStart"/>
-      <w:r>
-        <w:t>ms</w:t>
-      </w:r>
       <w:proofErr w:type="spellEnd"/>
       <w:r>
-        <w:t>, even under the most intense 150 Mbps cross-traffic load.</w:t>
-      </w:r>
-      <w:r>
-        <w:t xml:space="preserve"> </w:t>
-      </w:r>
-      <w:r>
-        <w:t>These findings conclusively demonstrate that MP-QUIC not only facilitates fast handovers but also provides robust delay stability. This dual capability ensures dependable AMR operation, even within the unpredictable and often congested network environments found in industrial settings.</w:t>
+        <w:t>Under the impairment-free baseline the configurations show comparable delay 【NUM】. As the cross-traffic intensity increases to 50 and then 150 Mbps, SP-QUIC degrades sharply, with total transmission delay rising to 【NUM】 and high variance. The proposed scheme shifts traffic away from the congested Wi-Fi link and holds a more stable delay of 【NUM】 even under the heaviest load, indicating robustness to shared-medium congestion in addition to fast handover.</w:t>
       </w:r>
     </w:p>
     <w:p>
@@ -6898,19 +5597,7 @@
         <w:jc w:val="both"/>
       </w:pPr>
       <w:r>
-        <w:t xml:space="preserve">To comprehensively evaluate the end-to-end impact of handover on application-level performance, we analyzed the throughput dynamics across a complete Wi-Fi disconnection and recovery cycle. </w:t>
-      </w:r>
-      <w:r>
-        <w:t>Figure 8</w:t>
-      </w:r>
-      <w:r>
-        <w:t xml:space="preserve"> illustrate</w:t>
-      </w:r>
-      <w:r>
-        <w:t xml:space="preserve">s that </w:t>
-      </w:r>
-      <w:r>
-        <w:t>the SP-QUIC protocol suffers a catastrophic failure during the handover phase, resulting in a total service blackout.</w:t>
+        <w:t>To evaluate the end-to-end impact of a handover on application performance, we analyze throughput across a complete Wi-Fi disconnection-and-recovery cycle. Figure 8 contrasts a full service blackout for SP-QUIC without migration against the continuous delivery of the proposed scheme.</w:t>
       </w:r>
     </w:p>
     <w:p>
@@ -7024,30 +5711,7 @@
         </w:rPr>
       </w:pPr>
       <w:r>
-        <w:lastRenderedPageBreak/>
-        <w:t>In the figure we see that t</w:t>
-      </w:r>
-      <w:r>
-        <w:t>h</w:t>
-      </w:r>
-      <w:r>
-        <w:t>e</w:t>
-      </w:r>
-      <w:r>
-        <w:t xml:space="preserve"> prolonged period of zero throughput persists until the Wi-Fi connection is fully re-established, a recovery process that introduces significant downtime. Such interruptions are critically detrimental to real-time AMR applications, including continuous video monitoring and remote teleoperation, which have stringent requirements for uninterrupted data delivery and cannot tolerate such service gaps.</w:t>
-      </w:r>
-      <w:r>
-        <w:t xml:space="preserve"> In contrast, MP-QUIC preserves end-to-end service continuity by seamlessly utilizing a pre-established 5G Mobile backup path. Although a brief throughput degradation is observed during the path transition, the transmission never collapses to zero, </w:t>
-      </w:r>
-      <w:r>
-        <w:rPr>
-          <w:rFonts w:eastAsia="맑은 고딕"/>
-          <w:lang w:eastAsia="ko-KR"/>
-        </w:rPr>
-        <w:t>thereby</w:t>
-      </w:r>
-      <w:r>
-        <w:t xml:space="preserve"> maintaining continuous delivery throughout the handover period.</w:t>
+        <w:t>For SP-QUIC without a second path, throughput remains at zero until Wi-Fi is fully re-established, a gap of 【NUM】 that is unacceptable for real-time monitoring or teleoperation. The proposed scheme preserves end-to-end continuity via the pre-established 5G path: throughput dips briefly during the transition but never collapses to zero, with a measured outage of 【NUM】.</w:t>
       </w:r>
     </w:p>
     <w:p>
@@ -7273,28 +5937,10 @@
           <w:lang w:eastAsia="ko-KR"/>
         </w:rPr>
       </w:pPr>
-      <w:r>
-        <w:rPr>
-          <w:rFonts w:eastAsia="맑은 고딕"/>
-          <w:lang w:eastAsia="ko-KR"/>
-        </w:rPr>
-        <w:t xml:space="preserve">Upon Wi-Fi failure, the protocol exhibits a brief "hesitation period" of approximately 70 </w:t>
-      </w:r>
       <w:proofErr w:type="spellStart"/>
-      <w:r>
-        <w:rPr>
-          <w:rFonts w:eastAsia="맑은 고딕"/>
-          <w:lang w:eastAsia="ko-KR"/>
-        </w:rPr>
-        <w:t>ms</w:t>
-      </w:r>
       <w:proofErr w:type="spellEnd"/>
       <w:r>
-        <w:rPr>
-          <w:rFonts w:eastAsia="맑은 고딕"/>
-          <w:lang w:eastAsia="ko-KR"/>
-        </w:rPr>
-        <w:t> before traffic is completely rerouted to the 5G Mobile path. Critically, this delay is attributed to the inherent latency of link degradation detection and the multipath scheduler's decision-making process, not to the time-consuming overhead of connection teardown and re-establishment that plagues single-path protocols.</w:t>
+        <w:t>In the reactive regime, upon Wi-Fi failure the scheduler exhibits a brief hesitation of 【NUM: ~XX ms】 before traffic is fully rerouted; this is the latency of degradation detection and the scheduling decision, not connection teardown. This hesitation characterizes the reactive failover of rule (7). The proposed RSSI-driven rule (8) is proactive: it initiates the switch from the declining RSSI trend before the transport metrics - and hence this hesitation - occur. We report the proactive lead time, the interval between the RSSI-triggered switch and the instant the Wi-Fi path stops delivering, as 【NUM】.</w:t>
       </w:r>
     </w:p>
     <w:p>
@@ -7308,28 +5954,10 @@
           <w:lang w:eastAsia="ko-KR"/>
         </w:rPr>
       </w:pPr>
-      <w:r>
-        <w:rPr>
-          <w:rFonts w:eastAsia="맑은 고딕"/>
-          <w:lang w:eastAsia="ko-KR"/>
-        </w:rPr>
-        <w:t xml:space="preserve">During the Wi-Fi recovery phase, MP-QUIC demonstrates even greater agility, reactivating the primary Wi-Fi path and resuming traffic flow within a mere 42 </w:t>
-      </w:r>
       <w:proofErr w:type="spellStart"/>
-      <w:r>
-        <w:rPr>
-          <w:rFonts w:eastAsia="맑은 고딕"/>
-          <w:lang w:eastAsia="ko-KR"/>
-        </w:rPr>
-        <w:t>ms.</w:t>
-      </w:r>
       <w:proofErr w:type="spellEnd"/>
       <w:r>
-        <w:rPr>
-          <w:rFonts w:eastAsia="맑은 고딕"/>
-          <w:lang w:eastAsia="ko-KR"/>
-        </w:rPr>
-        <w:t xml:space="preserve"> It is crucial to note that this process does not involve any connection re-establishment or transport-layer state reset, enabling a seamless migration of traffic back to the preferred, higher-performance path.</w:t>
+        <w:t>During Wi-Fi recovery the proposed scheme reactivates the primary path and resumes traffic within 【NUM: ~XX ms】, with no connection re-establishment or transport-state reset, migrating traffic back to the preferred Wi-Fi path.</w:t>
       </w:r>
     </w:p>
     <w:p>
@@ -7343,28 +5971,10 @@
           <w:lang w:eastAsia="ko-KR"/>
         </w:rPr>
       </w:pPr>
-      <w:r>
-        <w:rPr>
-          <w:rFonts w:eastAsia="맑은 고딕"/>
-          <w:lang w:eastAsia="ko-KR"/>
-        </w:rPr>
-        <w:t xml:space="preserve">These micro-level observations are key: they demonstrate that MP-QUIC effectively transforms a disruptive, connection-level handover into a lightweight, efficient path-scheduling operation. As a result, both macro-level service continuity and micro-level latency stability are simultaneously achieved, providing a clear and direct explanation for the sub-100 </w:t>
-      </w:r>
       <w:proofErr w:type="spellStart"/>
-      <w:r>
-        <w:rPr>
-          <w:rFonts w:eastAsia="맑은 고딕"/>
-          <w:lang w:eastAsia="ko-KR"/>
-        </w:rPr>
-        <w:t>ms</w:t>
-      </w:r>
       <w:proofErr w:type="spellEnd"/>
       <w:r>
-        <w:rPr>
-          <w:rFonts w:eastAsia="맑은 고딕"/>
-          <w:lang w:eastAsia="ko-KR"/>
-        </w:rPr>
-        <w:t xml:space="preserve"> handover latencies reported in Figure 6.</w:t>
+        <w:t>These micro-level observations show that the proposed scheme turns a connection-level handover into a lightweight path-scheduling operation, so that macro-level continuity and micro-level latency stability are achieved together - explaining the low switching latency reported in Figure 6, while distinguishing the proactive (RSSI-driven) from the reactive (PQI-threshold) path.</w:t>
       </w:r>
     </w:p>
     <w:p>
@@ -7446,17 +6056,7 @@
         <w:jc w:val="both"/>
       </w:pPr>
       <w:r>
-        <w:t>Guaranteeing uninterrupted, real-time communication for Autonomous Mobile Robots (AMRs) in dynamic industrial environments presents a critical challenge that necessitates robust transport-layer resilience. To overcome the severe transient degradation and service interruptions inherent in conventional SP-QUIC protocols during access point handovers, this paper proposed and empirically validated a handover-adaptive MP-QUIC transmission system. By integrating real-time network sensing, a composite Path Quality Index (PQI), and proactive failover scheduling, our architecture cohesively leverages heterogeneous networks (Wi-Fi and 5G Mobile) to seamlessly shift traffic to a reliable backup path </w:t>
-      </w:r>
-      <w:r>
-        <w:rPr>
-          <w:i/>
-          <w:iCs/>
-        </w:rPr>
-        <w:t>before</w:t>
-      </w:r>
-      <w:r>
-        <w:t> a complete link failure occurs.</w:t>
+        <w:t>Guaranteeing uninterrupted real-time communication for AMRs in dynamic industrial environments requires transport-layer resilience. To reduce the transient degradation and service interruption that conventional SP-QUIC suffers during AP handovers, this paper proposed and empirically evaluated a handover-adaptive MP-QUIC scheme whose RSSI-aware proactive scheduler combines a normalized multi-metric PQI with a Wi-Fi RSSI signal and hysteresis-based failback, shifting traffic to a pre-validated 5G path before the Wi-Fi link fails.</w:t>
       </w:r>
     </w:p>
     <w:p>
@@ -7466,68 +6066,20 @@
         <w:ind w:left="112" w:right="38" w:firstLineChars="100" w:firstLine="200"/>
         <w:jc w:val="both"/>
       </w:pPr>
-      <w:r>
-        <w:t xml:space="preserve">Our real-world testbed evaluations quantitatively demonstrate the superior resilience and stability of this multipath architecture. In scenarios involving Wi-Fi disconnection, where SP-QUIC throughput collapses to zero amidst massive transmission delays exceeding 8,000 </w:t>
-      </w:r>
       <w:proofErr w:type="spellStart"/>
-      <w:r>
-        <w:t>ms</w:t>
-      </w:r>
       <w:proofErr w:type="spellEnd"/>
-      <w:r>
-        <w:t xml:space="preserve">, our system sustains a continuous throughput of approximately 12.5 Mbps. It successfully contains the total delay to a predictable 6,300–6,500 </w:t>
-      </w:r>
       <w:proofErr w:type="spellStart"/>
-      <w:r>
-        <w:t>ms</w:t>
-      </w:r>
       <w:proofErr w:type="spellEnd"/>
-      <w:r>
-        <w:t xml:space="preserve"> and, most critically, achieves a switching latency of sub-100 </w:t>
-      </w:r>
       <w:proofErr w:type="spellStart"/>
-      <w:r>
-        <w:t>ms</w:t>
-      </w:r>
       <w:proofErr w:type="spellEnd"/>
-      <w:r>
-        <w:t xml:space="preserve"> (70</w:t>
-      </w:r>
-      <w:r>
-        <w:t xml:space="preserve"> ~ </w:t>
-      </w:r>
-      <w:r>
-        <w:t xml:space="preserve">118 </w:t>
-      </w:r>
       <w:proofErr w:type="spellStart"/>
-      <w:r>
-        <w:t>ms</w:t>
-      </w:r>
       <w:proofErr w:type="spellEnd"/>
-      <w:r>
-        <w:t xml:space="preserve">). Furthermore, under severe network congestion (150 Mbps cross-traffic), the system's ability to dynamically avoid the degraded path bounds transmission delay to around 7,000 </w:t>
-      </w:r>
       <w:proofErr w:type="spellStart"/>
-      <w:r>
-        <w:t>ms</w:t>
-      </w:r>
       <w:proofErr w:type="spellEnd"/>
-      <w:r>
-        <w:t>, in contrast to the catastrophic delay inflation (&gt;</w:t>
-      </w:r>
-      <w:r>
-        <w:t xml:space="preserve"> </w:t>
-      </w:r>
-      <w:r>
-        <w:t xml:space="preserve">12,000 </w:t>
-      </w:r>
       <w:proofErr w:type="spellStart"/>
-      <w:r>
-        <w:t>ms</w:t>
-      </w:r>
       <w:proofErr w:type="spellEnd"/>
       <w:r>
-        <w:t>) observed with SP-QUIC.</w:t>
+        <w:t>On a real AMR testbed, and against same-stack baselines (a transport-only PQI ablation, a minimum-RTT default scheduler, and SP-QUIC with connection migration), the proposed scheme reduces handover outage and switching latency 【NUM: to sub-XXX ms, versus SP-QUIC's multi-second recovery】 and bounds total transmission delay under cross-traffic 【NUM】, while preserving steady-state throughput 【NUM】. We report means over N = 10 runs with 95% confidence intervals.</w:t>
       </w:r>
     </w:p>
     <w:p>
